--- a/templates/QUICK REPORT/DEFECT IR/swg-panel.docx
+++ b/templates/QUICK REPORT/DEFECT IR/swg-panel.docx
@@ -59,13 +59,14 @@
               <w:spacing w:after="0" w:line="240" w:lineRule="auto"/>
               <w:jc w:val="center"/>
               <w:rPr>
-                <w:rFonts w:ascii="Tahoma" w:hAnsi="Tahoma" w:cs="Tahoma"/>
+                <w:rFonts w:cstheme="minorHAnsi"/>
               </w:rPr>
             </w:pPr>
             <w:bookmarkStart w:id="0" w:name="_Hlk192777971"/>
             <w:bookmarkStart w:id="1" w:name="_Hlk192926418"/>
             <w:r>
               <w:rPr>
+                <w:rFonts w:cstheme="minorHAnsi"/>
                 <w:noProof/>
                 <w:lang w:eastAsia="en-MY"/>
               </w:rPr>
@@ -131,26 +132,14 @@
               <w:spacing w:after="0" w:line="240" w:lineRule="auto"/>
               <w:ind w:left="147"/>
               <w:rPr>
-                <w:rFonts w:ascii="Tahoma" w:hAnsi="Tahoma" w:cs="Tahoma"/>
-              </w:rPr>
-            </w:pPr>
-            <w:r>
-              <w:rPr>
-                <w:rFonts w:ascii="Tahoma" w:hAnsi="Tahoma" w:cs="Tahoma"/>
-              </w:rPr>
-              <w:t>S</w:t>
-            </w:r>
-            <w:r>
-              <w:rPr>
-                <w:rFonts w:ascii="Tahoma" w:hAnsi="Tahoma" w:cs="Tahoma"/>
-              </w:rPr>
-              <w:t>ubs</w:t>
-            </w:r>
-            <w:r>
-              <w:rPr>
-                <w:rFonts w:ascii="Tahoma" w:hAnsi="Tahoma" w:cs="Tahoma"/>
-              </w:rPr>
-              <w:t>tation</w:t>
+                <w:rFonts w:cstheme="minorHAnsi"/>
+              </w:rPr>
+            </w:pPr>
+            <w:r>
+              <w:rPr>
+                <w:rFonts w:cstheme="minorHAnsi"/>
+              </w:rPr>
+              <w:t>Substation</w:t>
             </w:r>
           </w:p>
         </w:tc>
@@ -165,28 +154,14 @@
               <w:spacing w:after="0" w:line="240" w:lineRule="auto"/>
               <w:ind w:left="139"/>
               <w:rPr>
-                <w:rFonts w:ascii="Tahoma" w:hAnsi="Tahoma" w:cs="Tahoma"/>
-              </w:rPr>
-            </w:pPr>
-            <w:r>
-              <w:rPr>
-                <w:rFonts w:ascii="Tahoma" w:hAnsi="Tahoma" w:cs="Tahoma"/>
-              </w:rPr>
-              <w:t xml:space="preserve">{{ </w:t>
-            </w:r>
-            <w:proofErr w:type="spellStart"/>
-            <w:r>
-              <w:rPr>
-                <w:rFonts w:ascii="Tahoma" w:hAnsi="Tahoma" w:cs="Tahoma"/>
-              </w:rPr>
-              <w:t>substation.name_erms</w:t>
-            </w:r>
-            <w:proofErr w:type="spellEnd"/>
-            <w:r>
-              <w:rPr>
-                <w:rFonts w:ascii="Tahoma" w:hAnsi="Tahoma" w:cs="Tahoma"/>
-              </w:rPr>
-              <w:t xml:space="preserve"> }}</w:t>
+                <w:rFonts w:cstheme="minorHAnsi"/>
+              </w:rPr>
+            </w:pPr>
+            <w:r>
+              <w:rPr>
+                <w:rFonts w:cstheme="minorHAnsi"/>
+              </w:rPr>
+              <w:t>{{ substation.name_erms }}</w:t>
             </w:r>
           </w:p>
         </w:tc>
@@ -201,40 +176,20 @@
               <w:spacing w:after="0" w:line="240" w:lineRule="auto"/>
               <w:ind w:left="142"/>
               <w:rPr>
-                <w:rFonts w:ascii="Tahoma" w:hAnsi="Tahoma" w:cs="Tahoma"/>
-              </w:rPr>
-            </w:pPr>
-            <w:r>
-              <w:rPr>
-                <w:rFonts w:ascii="Tahoma" w:hAnsi="Tahoma" w:cs="Tahoma"/>
-              </w:rPr>
-              <w:t>Date:</w:t>
-            </w:r>
-            <w:r>
-              <w:rPr>
-                <w:rFonts w:ascii="Tahoma" w:hAnsi="Tahoma" w:cs="Tahoma"/>
-              </w:rPr>
-              <w:t xml:space="preserve"> </w:t>
-            </w:r>
-            <w:r>
-              <w:rPr>
-                <w:rFonts w:ascii="Tahoma" w:hAnsi="Tahoma" w:cs="Tahoma"/>
-              </w:rPr>
-              <w:t xml:space="preserve">{{ </w:t>
-            </w:r>
-            <w:proofErr w:type="spellStart"/>
-            <w:r>
-              <w:rPr>
-                <w:rFonts w:ascii="Tahoma" w:hAnsi="Tahoma" w:cs="Tahoma"/>
-              </w:rPr>
-              <w:t>substation.date</w:t>
-            </w:r>
-            <w:proofErr w:type="spellEnd"/>
-            <w:r>
-              <w:rPr>
-                <w:rFonts w:ascii="Tahoma" w:hAnsi="Tahoma" w:cs="Tahoma"/>
-              </w:rPr>
-              <w:t xml:space="preserve"> }}</w:t>
+                <w:rFonts w:cstheme="minorHAnsi"/>
+              </w:rPr>
+            </w:pPr>
+            <w:r>
+              <w:rPr>
+                <w:rFonts w:cstheme="minorHAnsi"/>
+              </w:rPr>
+              <w:t xml:space="preserve">Date: </w:t>
+            </w:r>
+            <w:r>
+              <w:rPr>
+                <w:rFonts w:cstheme="minorHAnsi"/>
+              </w:rPr>
+              <w:t>{{ substation.date }}</w:t>
             </w:r>
           </w:p>
         </w:tc>
@@ -252,7 +207,7 @@
               <w:spacing w:after="0" w:line="240" w:lineRule="auto"/>
               <w:jc w:val="center"/>
               <w:rPr>
-                <w:rFonts w:ascii="Tahoma" w:hAnsi="Tahoma" w:cs="Tahoma"/>
+                <w:rFonts w:cstheme="minorHAnsi"/>
                 <w:b/>
                 <w:u w:val="single"/>
               </w:rPr>
@@ -263,18 +218,19 @@
           <w:tcPr>
             <w:tcW w:w="1701" w:type="dxa"/>
             <w:gridSpan w:val="3"/>
+            <w:vAlign w:val="center"/>
           </w:tcPr>
           <w:p>
             <w:pPr>
               <w:spacing w:after="0" w:line="240" w:lineRule="auto"/>
               <w:ind w:left="142"/>
               <w:rPr>
-                <w:rFonts w:ascii="Tahoma" w:hAnsi="Tahoma" w:cs="Tahoma"/>
-              </w:rPr>
-            </w:pPr>
-            <w:r>
-              <w:rPr>
-                <w:rFonts w:ascii="Tahoma" w:hAnsi="Tahoma" w:cs="Tahoma"/>
+                <w:rFonts w:cstheme="minorHAnsi"/>
+              </w:rPr>
+            </w:pPr>
+            <w:r>
+              <w:rPr>
+                <w:rFonts w:cstheme="minorHAnsi"/>
               </w:rPr>
               <w:t>Equipment</w:t>
             </w:r>
@@ -284,35 +240,22 @@
           <w:tcPr>
             <w:tcW w:w="1542" w:type="dxa"/>
             <w:gridSpan w:val="2"/>
+            <w:vAlign w:val="center"/>
           </w:tcPr>
           <w:p>
             <w:pPr>
               <w:spacing w:after="0" w:line="240" w:lineRule="auto"/>
               <w:ind w:left="139"/>
               <w:rPr>
-                <w:rFonts w:ascii="Tahoma" w:hAnsi="Tahoma" w:cs="Tahoma"/>
-                <w:sz w:val="20"/>
-              </w:rPr>
-            </w:pPr>
-            <w:r>
-              <w:rPr>
-                <w:rFonts w:ascii="Tahoma" w:hAnsi="Tahoma" w:cs="Tahoma"/>
-              </w:rPr>
-              <w:t xml:space="preserve">{{ </w:t>
-            </w:r>
-            <w:proofErr w:type="spellStart"/>
-            <w:r>
-              <w:rPr>
-                <w:rFonts w:ascii="Tahoma" w:hAnsi="Tahoma" w:cs="Tahoma"/>
-              </w:rPr>
-              <w:t>swg.type</w:t>
-            </w:r>
-            <w:proofErr w:type="spellEnd"/>
-            <w:r>
-              <w:rPr>
-                <w:rFonts w:ascii="Tahoma" w:hAnsi="Tahoma" w:cs="Tahoma"/>
-              </w:rPr>
-              <w:t xml:space="preserve"> }}</w:t>
+                <w:rFonts w:cstheme="minorHAnsi"/>
+                <w:sz w:val="20"/>
+              </w:rPr>
+            </w:pPr>
+            <w:r>
+              <w:rPr>
+                <w:rFonts w:cstheme="minorHAnsi"/>
+              </w:rPr>
+              <w:t>{{ swg.type }}</w:t>
             </w:r>
           </w:p>
         </w:tc>
@@ -320,18 +263,19 @@
           <w:tcPr>
             <w:tcW w:w="1718" w:type="dxa"/>
             <w:gridSpan w:val="9"/>
+            <w:vAlign w:val="center"/>
           </w:tcPr>
           <w:p>
             <w:pPr>
               <w:spacing w:after="0" w:line="240" w:lineRule="auto"/>
               <w:ind w:left="139"/>
               <w:rPr>
-                <w:rFonts w:ascii="Tahoma" w:hAnsi="Tahoma" w:cs="Tahoma"/>
-              </w:rPr>
-            </w:pPr>
-            <w:r>
-              <w:rPr>
-                <w:rFonts w:ascii="Tahoma" w:hAnsi="Tahoma" w:cs="Tahoma"/>
+                <w:rFonts w:cstheme="minorHAnsi"/>
+              </w:rPr>
+            </w:pPr>
+            <w:r>
+              <w:rPr>
+                <w:rFonts w:cstheme="minorHAnsi"/>
               </w:rPr>
               <w:t>Manufacturer</w:t>
             </w:r>
@@ -341,34 +285,21 @@
           <w:tcPr>
             <w:tcW w:w="1560" w:type="dxa"/>
             <w:gridSpan w:val="2"/>
+            <w:vAlign w:val="center"/>
           </w:tcPr>
           <w:p>
             <w:pPr>
               <w:spacing w:after="0" w:line="240" w:lineRule="auto"/>
               <w:ind w:left="139"/>
               <w:rPr>
-                <w:rFonts w:ascii="Tahoma" w:hAnsi="Tahoma" w:cs="Tahoma"/>
-              </w:rPr>
-            </w:pPr>
-            <w:r>
-              <w:rPr>
-                <w:rFonts w:ascii="Tahoma" w:hAnsi="Tahoma" w:cs="Tahoma"/>
-              </w:rPr>
-              <w:t xml:space="preserve">{{ </w:t>
-            </w:r>
-            <w:proofErr w:type="spellStart"/>
-            <w:r>
-              <w:rPr>
-                <w:rFonts w:ascii="Tahoma" w:hAnsi="Tahoma" w:cs="Tahoma"/>
-              </w:rPr>
-              <w:t>swg.manufacturer</w:t>
-            </w:r>
-            <w:proofErr w:type="spellEnd"/>
-            <w:r>
-              <w:rPr>
-                <w:rFonts w:ascii="Tahoma" w:hAnsi="Tahoma" w:cs="Tahoma"/>
-              </w:rPr>
-              <w:t xml:space="preserve"> }}</w:t>
+                <w:rFonts w:cstheme="minorHAnsi"/>
+              </w:rPr>
+            </w:pPr>
+            <w:r>
+              <w:rPr>
+                <w:rFonts w:cstheme="minorHAnsi"/>
+              </w:rPr>
+              <w:t>{{ swg.manufacturer }}</w:t>
             </w:r>
           </w:p>
         </w:tc>
@@ -376,40 +307,27 @@
           <w:tcPr>
             <w:tcW w:w="1984" w:type="dxa"/>
             <w:gridSpan w:val="5"/>
+            <w:vAlign w:val="center"/>
           </w:tcPr>
           <w:p>
             <w:pPr>
               <w:spacing w:after="0" w:line="240" w:lineRule="auto"/>
               <w:ind w:left="142"/>
               <w:rPr>
-                <w:rFonts w:ascii="Tahoma" w:hAnsi="Tahoma" w:cs="Tahoma"/>
-              </w:rPr>
-            </w:pPr>
-            <w:r>
-              <w:rPr>
-                <w:rFonts w:ascii="Tahoma" w:hAnsi="Tahoma" w:cs="Tahoma"/>
+                <w:rFonts w:cstheme="minorHAnsi"/>
+              </w:rPr>
+            </w:pPr>
+            <w:r>
+              <w:rPr>
+                <w:rFonts w:cstheme="minorHAnsi"/>
               </w:rPr>
               <w:t xml:space="preserve">Time: </w:t>
             </w:r>
             <w:r>
               <w:rPr>
-                <w:rFonts w:ascii="Tahoma" w:hAnsi="Tahoma" w:cs="Tahoma"/>
-              </w:rPr>
-              <w:t xml:space="preserve">{{ </w:t>
-            </w:r>
-            <w:proofErr w:type="spellStart"/>
-            <w:r>
-              <w:rPr>
-                <w:rFonts w:ascii="Tahoma" w:hAnsi="Tahoma" w:cs="Tahoma"/>
-              </w:rPr>
-              <w:t>substation.time</w:t>
-            </w:r>
-            <w:proofErr w:type="spellEnd"/>
-            <w:r>
-              <w:rPr>
-                <w:rFonts w:ascii="Tahoma" w:hAnsi="Tahoma" w:cs="Tahoma"/>
-              </w:rPr>
-              <w:t xml:space="preserve"> }}</w:t>
+                <w:rFonts w:cstheme="minorHAnsi"/>
+              </w:rPr>
+              <w:t>{{ substation.time }}</w:t>
             </w:r>
           </w:p>
         </w:tc>
@@ -426,7 +344,7 @@
             <w:pPr>
               <w:spacing w:after="0" w:line="240" w:lineRule="auto"/>
               <w:rPr>
-                <w:rFonts w:ascii="Tahoma" w:hAnsi="Tahoma" w:cs="Tahoma"/>
+                <w:rFonts w:cstheme="minorHAnsi"/>
                 <w:b/>
                 <w:u w:val="single"/>
               </w:rPr>
@@ -437,18 +355,19 @@
           <w:tcPr>
             <w:tcW w:w="1701" w:type="dxa"/>
             <w:gridSpan w:val="3"/>
+            <w:vAlign w:val="center"/>
           </w:tcPr>
           <w:p>
             <w:pPr>
               <w:spacing w:after="0" w:line="240" w:lineRule="auto"/>
               <w:ind w:left="142"/>
               <w:rPr>
-                <w:rFonts w:ascii="Tahoma" w:hAnsi="Tahoma" w:cs="Tahoma"/>
-              </w:rPr>
-            </w:pPr>
-            <w:r>
-              <w:rPr>
-                <w:rFonts w:ascii="Tahoma" w:hAnsi="Tahoma" w:cs="Tahoma"/>
+                <w:rFonts w:cstheme="minorHAnsi"/>
+              </w:rPr>
+            </w:pPr>
+            <w:r>
+              <w:rPr>
+                <w:rFonts w:cstheme="minorHAnsi"/>
               </w:rPr>
               <w:t>Model</w:t>
             </w:r>
@@ -458,34 +377,21 @@
           <w:tcPr>
             <w:tcW w:w="1542" w:type="dxa"/>
             <w:gridSpan w:val="2"/>
+            <w:vAlign w:val="center"/>
           </w:tcPr>
           <w:p>
             <w:pPr>
               <w:spacing w:after="0" w:line="240" w:lineRule="auto"/>
               <w:ind w:left="139"/>
               <w:rPr>
-                <w:rFonts w:ascii="Tahoma" w:hAnsi="Tahoma" w:cs="Tahoma"/>
-              </w:rPr>
-            </w:pPr>
-            <w:r>
-              <w:rPr>
-                <w:rFonts w:ascii="Tahoma" w:hAnsi="Tahoma" w:cs="Tahoma"/>
-              </w:rPr>
-              <w:t xml:space="preserve">{{ </w:t>
-            </w:r>
-            <w:proofErr w:type="spellStart"/>
-            <w:r>
-              <w:rPr>
-                <w:rFonts w:ascii="Tahoma" w:hAnsi="Tahoma" w:cs="Tahoma"/>
-              </w:rPr>
-              <w:t>swg.model</w:t>
-            </w:r>
-            <w:proofErr w:type="spellEnd"/>
-            <w:r>
-              <w:rPr>
-                <w:rFonts w:ascii="Tahoma" w:hAnsi="Tahoma" w:cs="Tahoma"/>
-              </w:rPr>
-              <w:t xml:space="preserve"> }}</w:t>
+                <w:rFonts w:cstheme="minorHAnsi"/>
+              </w:rPr>
+            </w:pPr>
+            <w:r>
+              <w:rPr>
+                <w:rFonts w:cstheme="minorHAnsi"/>
+              </w:rPr>
+              <w:t>{{ swg.model }}</w:t>
             </w:r>
           </w:p>
         </w:tc>
@@ -493,18 +399,19 @@
           <w:tcPr>
             <w:tcW w:w="1718" w:type="dxa"/>
             <w:gridSpan w:val="9"/>
+            <w:vAlign w:val="center"/>
           </w:tcPr>
           <w:p>
             <w:pPr>
               <w:spacing w:after="0" w:line="240" w:lineRule="auto"/>
               <w:ind w:left="139"/>
               <w:rPr>
-                <w:rFonts w:ascii="Tahoma" w:hAnsi="Tahoma" w:cs="Tahoma"/>
-              </w:rPr>
-            </w:pPr>
-            <w:r>
-              <w:rPr>
-                <w:rFonts w:ascii="Tahoma" w:hAnsi="Tahoma" w:cs="Tahoma"/>
+                <w:rFonts w:cstheme="minorHAnsi"/>
+              </w:rPr>
+            </w:pPr>
+            <w:r>
+              <w:rPr>
+                <w:rFonts w:cstheme="minorHAnsi"/>
               </w:rPr>
               <w:t>Rating</w:t>
             </w:r>
@@ -514,37 +421,22 @@
           <w:tcPr>
             <w:tcW w:w="1560" w:type="dxa"/>
             <w:gridSpan w:val="2"/>
+            <w:vAlign w:val="center"/>
           </w:tcPr>
           <w:p>
             <w:pPr>
               <w:spacing w:after="0" w:line="240" w:lineRule="auto"/>
               <w:ind w:left="139"/>
               <w:rPr>
-                <w:rFonts w:ascii="Tahoma" w:hAnsi="Tahoma" w:cs="Tahoma"/>
-              </w:rPr>
-            </w:pPr>
-            <w:r>
-              <w:rPr>
-                <w:rFonts w:ascii="Tahoma" w:hAnsi="Tahoma" w:cs="Tahoma"/>
+                <w:rFonts w:cstheme="minorHAnsi"/>
+              </w:rPr>
+            </w:pPr>
+            <w:r>
+              <w:rPr>
+                <w:rFonts w:cstheme="minorHAnsi"/>
                 <w:color w:val="000000"/>
               </w:rPr>
-              <w:t xml:space="preserve">{{ </w:t>
-            </w:r>
-            <w:proofErr w:type="spellStart"/>
-            <w:r>
-              <w:rPr>
-                <w:rFonts w:ascii="Tahoma" w:hAnsi="Tahoma" w:cs="Tahoma"/>
-                <w:color w:val="000000"/>
-              </w:rPr>
-              <w:t>swg.rating</w:t>
-            </w:r>
-            <w:proofErr w:type="spellEnd"/>
-            <w:r>
-              <w:rPr>
-                <w:rFonts w:ascii="Tahoma" w:hAnsi="Tahoma" w:cs="Tahoma"/>
-                <w:color w:val="000000"/>
-              </w:rPr>
-              <w:t xml:space="preserve"> }}</w:t>
+              <w:t>{{ swg.rating }}</w:t>
             </w:r>
           </w:p>
         </w:tc>
@@ -552,40 +444,27 @@
           <w:tcPr>
             <w:tcW w:w="1984" w:type="dxa"/>
             <w:gridSpan w:val="5"/>
+            <w:vAlign w:val="center"/>
           </w:tcPr>
           <w:p>
             <w:pPr>
               <w:spacing w:after="0" w:line="240" w:lineRule="auto"/>
               <w:ind w:left="142"/>
               <w:rPr>
-                <w:rFonts w:ascii="Tahoma" w:hAnsi="Tahoma" w:cs="Tahoma"/>
-              </w:rPr>
-            </w:pPr>
-            <w:r>
-              <w:rPr>
-                <w:rFonts w:ascii="Tahoma" w:hAnsi="Tahoma" w:cs="Tahoma"/>
+                <w:rFonts w:cstheme="minorHAnsi"/>
+              </w:rPr>
+            </w:pPr>
+            <w:r>
+              <w:rPr>
+                <w:rFonts w:cstheme="minorHAnsi"/>
               </w:rPr>
               <w:t xml:space="preserve">Humidity: </w:t>
             </w:r>
             <w:r>
               <w:rPr>
-                <w:rFonts w:ascii="Tahoma" w:hAnsi="Tahoma" w:cs="Tahoma"/>
-              </w:rPr>
-              <w:t xml:space="preserve">{{ </w:t>
-            </w:r>
-            <w:proofErr w:type="spellStart"/>
-            <w:r>
-              <w:rPr>
-                <w:rFonts w:ascii="Tahoma" w:hAnsi="Tahoma" w:cs="Tahoma"/>
-              </w:rPr>
-              <w:t>substation.humidity</w:t>
-            </w:r>
-            <w:proofErr w:type="spellEnd"/>
-            <w:r>
-              <w:rPr>
-                <w:rFonts w:ascii="Tahoma" w:hAnsi="Tahoma" w:cs="Tahoma"/>
-              </w:rPr>
-              <w:t xml:space="preserve"> }}</w:t>
+                <w:rFonts w:cstheme="minorHAnsi"/>
+              </w:rPr>
+              <w:t>{{ substation.humidity }}</w:t>
             </w:r>
           </w:p>
         </w:tc>
@@ -602,7 +481,7 @@
             <w:pPr>
               <w:spacing w:after="0" w:line="240" w:lineRule="auto"/>
               <w:rPr>
-                <w:rFonts w:ascii="Tahoma" w:hAnsi="Tahoma" w:cs="Tahoma"/>
+                <w:rFonts w:cstheme="minorHAnsi"/>
                 <w:b/>
                 <w:u w:val="single"/>
               </w:rPr>
@@ -613,18 +492,19 @@
           <w:tcPr>
             <w:tcW w:w="1701" w:type="dxa"/>
             <w:gridSpan w:val="3"/>
+            <w:vAlign w:val="center"/>
           </w:tcPr>
           <w:p>
             <w:pPr>
               <w:spacing w:after="0" w:line="240" w:lineRule="auto"/>
               <w:ind w:left="142"/>
               <w:rPr>
-                <w:rFonts w:ascii="Tahoma" w:hAnsi="Tahoma" w:cs="Tahoma"/>
-              </w:rPr>
-            </w:pPr>
-            <w:r>
-              <w:rPr>
-                <w:rFonts w:ascii="Tahoma" w:hAnsi="Tahoma" w:cs="Tahoma"/>
+                <w:rFonts w:cstheme="minorHAnsi"/>
+              </w:rPr>
+            </w:pPr>
+            <w:r>
+              <w:rPr>
+                <w:rFonts w:cstheme="minorHAnsi"/>
               </w:rPr>
               <w:t>Area</w:t>
             </w:r>
@@ -634,34 +514,21 @@
           <w:tcPr>
             <w:tcW w:w="3260" w:type="dxa"/>
             <w:gridSpan w:val="11"/>
+            <w:vAlign w:val="center"/>
           </w:tcPr>
           <w:p>
             <w:pPr>
               <w:spacing w:after="0" w:line="240" w:lineRule="auto"/>
               <w:ind w:left="139"/>
               <w:rPr>
-                <w:rFonts w:ascii="Tahoma" w:hAnsi="Tahoma" w:cs="Tahoma"/>
-              </w:rPr>
-            </w:pPr>
-            <w:r>
-              <w:rPr>
-                <w:rFonts w:ascii="Tahoma" w:hAnsi="Tahoma" w:cs="Tahoma"/>
-              </w:rPr>
-              <w:t xml:space="preserve">{{ </w:t>
-            </w:r>
-            <w:proofErr w:type="spellStart"/>
-            <w:r>
-              <w:rPr>
-                <w:rFonts w:ascii="Tahoma" w:hAnsi="Tahoma" w:cs="Tahoma"/>
-              </w:rPr>
-              <w:t>panel.area</w:t>
-            </w:r>
-            <w:proofErr w:type="spellEnd"/>
-            <w:r>
-              <w:rPr>
-                <w:rFonts w:ascii="Tahoma" w:hAnsi="Tahoma" w:cs="Tahoma"/>
-              </w:rPr>
-              <w:t xml:space="preserve"> }}</w:t>
+                <w:rFonts w:cstheme="minorHAnsi"/>
+              </w:rPr>
+            </w:pPr>
+            <w:r>
+              <w:rPr>
+                <w:rFonts w:cstheme="minorHAnsi"/>
+              </w:rPr>
+              <w:t>{{ panel.area }}</w:t>
             </w:r>
           </w:p>
         </w:tc>
@@ -669,18 +536,19 @@
           <w:tcPr>
             <w:tcW w:w="1560" w:type="dxa"/>
             <w:gridSpan w:val="2"/>
+            <w:vAlign w:val="center"/>
           </w:tcPr>
           <w:p>
             <w:pPr>
               <w:spacing w:after="0" w:line="240" w:lineRule="auto"/>
               <w:ind w:left="139"/>
               <w:rPr>
-                <w:rFonts w:ascii="Tahoma" w:hAnsi="Tahoma" w:cs="Tahoma"/>
-              </w:rPr>
-            </w:pPr>
-            <w:r>
-              <w:rPr>
-                <w:rFonts w:ascii="Tahoma" w:hAnsi="Tahoma" w:cs="Tahoma"/>
+                <w:rFonts w:cstheme="minorHAnsi"/>
+              </w:rPr>
+            </w:pPr>
+            <w:r>
+              <w:rPr>
+                <w:rFonts w:cstheme="minorHAnsi"/>
               </w:rPr>
               <w:t>Panel No.</w:t>
             </w:r>
@@ -690,34 +558,21 @@
           <w:tcPr>
             <w:tcW w:w="1984" w:type="dxa"/>
             <w:gridSpan w:val="5"/>
+            <w:vAlign w:val="center"/>
           </w:tcPr>
           <w:p>
             <w:pPr>
               <w:spacing w:after="0" w:line="240" w:lineRule="auto"/>
               <w:ind w:left="142"/>
               <w:rPr>
-                <w:rFonts w:ascii="Tahoma" w:hAnsi="Tahoma" w:cs="Tahoma"/>
-              </w:rPr>
-            </w:pPr>
-            <w:r>
-              <w:rPr>
-                <w:rFonts w:ascii="Tahoma" w:hAnsi="Tahoma" w:cs="Tahoma"/>
-              </w:rPr>
-              <w:t xml:space="preserve">{{ </w:t>
-            </w:r>
-            <w:proofErr w:type="spellStart"/>
-            <w:r>
-              <w:rPr>
-                <w:rFonts w:ascii="Tahoma" w:hAnsi="Tahoma" w:cs="Tahoma"/>
-              </w:rPr>
-              <w:t>panel.linknumber</w:t>
-            </w:r>
-            <w:proofErr w:type="spellEnd"/>
-            <w:r>
-              <w:rPr>
-                <w:rFonts w:ascii="Tahoma" w:hAnsi="Tahoma" w:cs="Tahoma"/>
-              </w:rPr>
-              <w:t xml:space="preserve"> }}</w:t>
+                <w:rFonts w:cstheme="minorHAnsi"/>
+              </w:rPr>
+            </w:pPr>
+            <w:r>
+              <w:rPr>
+                <w:rFonts w:cstheme="minorHAnsi"/>
+              </w:rPr>
+              <w:t>{{ panel.linknumber }}</w:t>
             </w:r>
           </w:p>
         </w:tc>
@@ -737,12 +592,12 @@
               <w:spacing w:after="0" w:line="240" w:lineRule="auto"/>
               <w:jc w:val="center"/>
               <w:rPr>
-                <w:rFonts w:ascii="Tahoma" w:hAnsi="Tahoma" w:cs="Tahoma"/>
-              </w:rPr>
-            </w:pPr>
-            <w:r>
-              <w:rPr>
-                <w:rFonts w:ascii="Tahoma" w:hAnsi="Tahoma" w:cs="Tahoma"/>
+                <w:rFonts w:cstheme="minorHAnsi"/>
+              </w:rPr>
+            </w:pPr>
+            <w:r>
+              <w:rPr>
+                <w:rFonts w:cstheme="minorHAnsi"/>
               </w:rPr>
               <w:t>Panel Name</w:t>
             </w:r>
@@ -762,12 +617,12 @@
               <w:spacing w:after="0" w:line="240" w:lineRule="auto"/>
               <w:ind w:left="142"/>
               <w:rPr>
-                <w:rFonts w:ascii="Tahoma" w:hAnsi="Tahoma" w:cs="Tahoma"/>
-              </w:rPr>
-            </w:pPr>
-            <w:r>
-              <w:rPr>
-                <w:rFonts w:ascii="Tahoma" w:hAnsi="Tahoma" w:cs="Tahoma"/>
+                <w:rFonts w:cstheme="minorHAnsi"/>
+              </w:rPr>
+            </w:pPr>
+            <w:r>
+              <w:rPr>
+                <w:rFonts w:cstheme="minorHAnsi"/>
               </w:rPr>
               <w:t>{{ panel.name }}</w:t>
             </w:r>
@@ -788,7 +643,7 @@
             <w:pPr>
               <w:spacing w:after="0" w:line="240" w:lineRule="auto"/>
               <w:rPr>
-                <w:rFonts w:ascii="Tahoma" w:hAnsi="Tahoma" w:cs="Tahoma"/>
+                <w:rFonts w:cstheme="minorHAnsi"/>
                 <w:b/>
                 <w:sz w:val="16"/>
                 <w:u w:val="single"/>
@@ -810,7 +665,7 @@
             <w:pPr>
               <w:spacing w:after="0" w:line="240" w:lineRule="auto"/>
               <w:rPr>
-                <w:rFonts w:ascii="Tahoma" w:hAnsi="Tahoma" w:cs="Tahoma"/>
+                <w:rFonts w:cstheme="minorHAnsi"/>
                 <w:b/>
                 <w:sz w:val="10"/>
                 <w:szCs w:val="16"/>
@@ -834,7 +689,7 @@
             <w:pPr>
               <w:spacing w:after="0" w:line="240" w:lineRule="auto"/>
               <w:rPr>
-                <w:rFonts w:ascii="Tahoma" w:hAnsi="Tahoma" w:cs="Tahoma"/>
+                <w:rFonts w:cstheme="minorHAnsi"/>
                 <w:b/>
                 <w:sz w:val="10"/>
                 <w:szCs w:val="16"/>
@@ -856,7 +711,7 @@
             <w:pPr>
               <w:spacing w:after="0" w:line="240" w:lineRule="auto"/>
               <w:rPr>
-                <w:rFonts w:ascii="Tahoma" w:hAnsi="Tahoma" w:cs="Tahoma"/>
+                <w:rFonts w:cstheme="minorHAnsi"/>
                 <w:b/>
                 <w:sz w:val="10"/>
                 <w:szCs w:val="16"/>
@@ -879,7 +734,7 @@
             <w:pPr>
               <w:spacing w:after="0" w:line="240" w:lineRule="auto"/>
               <w:rPr>
-                <w:rFonts w:ascii="Tahoma" w:hAnsi="Tahoma" w:cs="Tahoma"/>
+                <w:rFonts w:cstheme="minorHAnsi"/>
                 <w:b/>
                 <w:u w:val="single"/>
               </w:rPr>
@@ -900,12 +755,12 @@
               <w:spacing w:after="0" w:line="240" w:lineRule="auto"/>
               <w:jc w:val="center"/>
               <w:rPr>
-                <w:rFonts w:ascii="Tahoma" w:hAnsi="Tahoma" w:cs="Tahoma"/>
-              </w:rPr>
-            </w:pPr>
-            <w:r>
-              <w:rPr>
-                <w:rFonts w:ascii="Tahoma" w:hAnsi="Tahoma" w:cs="Tahoma"/>
+                <w:rFonts w:cstheme="minorHAnsi"/>
+              </w:rPr>
+            </w:pPr>
+            <w:r>
+              <w:rPr>
+                <w:rFonts w:cstheme="minorHAnsi"/>
                 <w:b/>
               </w:rPr>
               <w:t>IR IMAGE</w:t>
@@ -928,7 +783,7 @@
               <w:spacing w:after="0" w:line="240" w:lineRule="auto"/>
               <w:jc w:val="center"/>
               <w:rPr>
-                <w:rFonts w:ascii="Tahoma" w:hAnsi="Tahoma" w:cs="Tahoma"/>
+                <w:rFonts w:cstheme="minorHAnsi"/>
                 <w:b/>
                 <w:u w:val="single"/>
               </w:rPr>
@@ -951,7 +806,7 @@
               <w:spacing w:after="0" w:line="240" w:lineRule="auto"/>
               <w:jc w:val="center"/>
               <w:rPr>
-                <w:rFonts w:ascii="Tahoma" w:hAnsi="Tahoma" w:cs="Tahoma"/>
+                <w:rFonts w:cstheme="minorHAnsi"/>
                 <w:b/>
                 <w:u w:val="single"/>
               </w:rPr>
@@ -972,13 +827,13 @@
               <w:spacing w:after="0" w:line="240" w:lineRule="auto"/>
               <w:jc w:val="center"/>
               <w:rPr>
-                <w:rFonts w:ascii="Tahoma" w:hAnsi="Tahoma" w:cs="Tahoma"/>
-                <w:b/>
-              </w:rPr>
-            </w:pPr>
-            <w:r>
-              <w:rPr>
-                <w:rFonts w:ascii="Tahoma" w:hAnsi="Tahoma" w:cs="Tahoma"/>
+                <w:rFonts w:cstheme="minorHAnsi"/>
+                <w:b/>
+              </w:rPr>
+            </w:pPr>
+            <w:r>
+              <w:rPr>
+                <w:rFonts w:cstheme="minorHAnsi"/>
                 <w:b/>
               </w:rPr>
               <w:t>VISUAL IMAGE</w:t>
@@ -997,7 +852,7 @@
             <w:pPr>
               <w:spacing w:after="0" w:line="240" w:lineRule="auto"/>
               <w:rPr>
-                <w:rFonts w:ascii="Tahoma" w:hAnsi="Tahoma" w:cs="Tahoma"/>
+                <w:rFonts w:cstheme="minorHAnsi"/>
                 <w:b/>
                 <w:u w:val="single"/>
               </w:rPr>
@@ -1019,7 +874,7 @@
             <w:pPr>
               <w:spacing w:after="0" w:line="240" w:lineRule="auto"/>
               <w:rPr>
-                <w:rFonts w:ascii="Tahoma" w:hAnsi="Tahoma" w:cs="Tahoma"/>
+                <w:rFonts w:cstheme="minorHAnsi"/>
                 <w:b/>
                 <w:sz w:val="10"/>
                 <w:szCs w:val="16"/>
@@ -1043,7 +898,7 @@
             <w:pPr>
               <w:spacing w:after="0" w:line="240" w:lineRule="auto"/>
               <w:rPr>
-                <w:rFonts w:ascii="Tahoma" w:hAnsi="Tahoma" w:cs="Tahoma"/>
+                <w:rFonts w:cstheme="minorHAnsi"/>
                 <w:b/>
                 <w:sz w:val="10"/>
                 <w:szCs w:val="16"/>
@@ -1066,7 +921,7 @@
             <w:pPr>
               <w:spacing w:after="0" w:line="240" w:lineRule="auto"/>
               <w:rPr>
-                <w:rFonts w:ascii="Tahoma" w:hAnsi="Tahoma" w:cs="Tahoma"/>
+                <w:rFonts w:cstheme="minorHAnsi"/>
                 <w:b/>
                 <w:sz w:val="10"/>
                 <w:szCs w:val="16"/>
@@ -1092,7 +947,7 @@
             <w:pPr>
               <w:spacing w:after="0" w:line="240" w:lineRule="auto"/>
               <w:rPr>
-                <w:rFonts w:ascii="Tahoma" w:hAnsi="Tahoma" w:cs="Tahoma"/>
+                <w:rFonts w:cstheme="minorHAnsi"/>
                 <w:b/>
                 <w:sz w:val="10"/>
                 <w:szCs w:val="16"/>
@@ -1115,13 +970,13 @@
               <w:spacing w:after="0" w:line="240" w:lineRule="auto"/>
               <w:jc w:val="center"/>
               <w:rPr>
-                <w:rFonts w:ascii="Tahoma" w:hAnsi="Tahoma" w:cs="Tahoma"/>
-                <w:b/>
-              </w:rPr>
-            </w:pPr>
-            <w:r>
-              <w:rPr>
-                <w:rFonts w:ascii="Tahoma" w:eastAsia="Calibri" w:hAnsi="Tahoma" w:cs="Tahoma"/>
+                <w:rFonts w:cstheme="minorHAnsi"/>
+                <w:b/>
+              </w:rPr>
+            </w:pPr>
+            <w:r>
+              <w:rPr>
+                <w:rFonts w:eastAsia="Calibri" w:cstheme="minorHAnsi"/>
                 <w:b/>
                 <w:kern w:val="0"/>
                 <w14:ligatures w14:val="none"/>
@@ -1146,10 +1001,10 @@
                   <v:path o:extrusionok="f" gradientshapeok="t" o:connecttype="rect"/>
                   <o:lock v:ext="edit" aspectratio="t"/>
                 </v:shapetype>
-                <v:shape id="_x0000_i1027" type="#_x0000_t75" style="width:237.65pt;height:147.5pt" o:ole="">
+                <v:shape id="_x0000_i1029" type="#_x0000_t75" style="width:237.85pt;height:147.55pt" o:ole="">
                   <v:imagedata r:id="rId7" o:title="" croptop="1206f" cropbottom="3617f" cropleft="781f" cropright="781f"/>
                 </v:shape>
-                <w:control r:id="rId8" w:name="CIRViewer1211111" w:shapeid="_x0000_i1027"/>
+                <w:control r:id="rId8" w:name="CIRViewer1211111" w:shapeid="_x0000_i1029"/>
               </w:object>
             </w:r>
           </w:p>
@@ -1170,7 +1025,7 @@
               <w:spacing w:after="0" w:line="240" w:lineRule="auto"/>
               <w:jc w:val="center"/>
               <w:rPr>
-                <w:rFonts w:ascii="Tahoma" w:hAnsi="Tahoma" w:cs="Tahoma"/>
+                <w:rFonts w:cstheme="minorHAnsi"/>
                 <w:b/>
                 <w:u w:val="single"/>
               </w:rPr>
@@ -1193,7 +1048,7 @@
               <w:spacing w:after="0" w:line="240" w:lineRule="auto"/>
               <w:jc w:val="center"/>
               <w:rPr>
-                <w:rFonts w:ascii="Tahoma" w:hAnsi="Tahoma" w:cs="Tahoma"/>
+                <w:rFonts w:cstheme="minorHAnsi"/>
                 <w:b/>
                 <w:u w:val="single"/>
               </w:rPr>
@@ -1214,49 +1069,14 @@
               <w:spacing w:after="0" w:line="240" w:lineRule="auto"/>
               <w:jc w:val="center"/>
               <w:rPr>
-                <w:rFonts w:ascii="Tahoma" w:hAnsi="Tahoma" w:cs="Tahoma"/>
-              </w:rPr>
-            </w:pPr>
-            <w:r>
-              <w:rPr>
-                <w:rFonts w:ascii="Tahoma" w:hAnsi="Tahoma" w:cs="Tahoma"/>
-                <w:noProof/>
-              </w:rPr>
-              <w:drawing>
-                <wp:inline distT="0" distB="0" distL="0" distR="0" wp14:anchorId="58968420" wp14:editId="2157AE12">
-                  <wp:extent cx="2526030" cy="2052320"/>
-                  <wp:effectExtent l="0" t="0" r="7620" b="5080"/>
-                  <wp:docPr id="520248089" name="Picture 1"/>
-                  <wp:cNvGraphicFramePr>
-                    <a:graphicFrameLocks xmlns:a="http://schemas.openxmlformats.org/drawingml/2006/main" noChangeAspect="1"/>
-                  </wp:cNvGraphicFramePr>
-                  <a:graphic xmlns:a="http://schemas.openxmlformats.org/drawingml/2006/main">
-                    <a:graphicData uri="http://schemas.openxmlformats.org/drawingml/2006/picture">
-                      <pic:pic xmlns:pic="http://schemas.openxmlformats.org/drawingml/2006/picture">
-                        <pic:nvPicPr>
-                          <pic:cNvPr id="520248089" name=""/>
-                          <pic:cNvPicPr/>
-                        </pic:nvPicPr>
-                        <pic:blipFill>
-                          <a:blip r:embed="rId9"/>
-                          <a:stretch>
-                            <a:fillRect/>
-                          </a:stretch>
-                        </pic:blipFill>
-                        <pic:spPr>
-                          <a:xfrm>
-                            <a:off x="0" y="0"/>
-                            <a:ext cx="2526030" cy="2052320"/>
-                          </a:xfrm>
-                          <a:prstGeom prst="rect">
-                            <a:avLst/>
-                          </a:prstGeom>
-                        </pic:spPr>
-                      </pic:pic>
-                    </a:graphicData>
-                  </a:graphic>
-                </wp:inline>
-              </w:drawing>
+                <w:rFonts w:cstheme="minorHAnsi"/>
+              </w:rPr>
+            </w:pPr>
+            <w:r>
+              <w:rPr>
+                <w:rFonts w:cstheme="minorHAnsi"/>
+              </w:rPr>
+              <w:t>{{ visual.image }}</w:t>
             </w:r>
           </w:p>
         </w:tc>
@@ -1273,7 +1093,7 @@
             <w:pPr>
               <w:spacing w:after="0" w:line="240" w:lineRule="auto"/>
               <w:rPr>
-                <w:rFonts w:ascii="Tahoma" w:hAnsi="Tahoma" w:cs="Tahoma"/>
+                <w:rFonts w:cstheme="minorHAnsi"/>
                 <w:b/>
                 <w:sz w:val="10"/>
                 <w:szCs w:val="16"/>
@@ -1297,7 +1117,7 @@
             <w:pPr>
               <w:spacing w:after="0" w:line="240" w:lineRule="auto"/>
               <w:rPr>
-                <w:rFonts w:ascii="Tahoma" w:hAnsi="Tahoma" w:cs="Tahoma"/>
+                <w:rFonts w:cstheme="minorHAnsi"/>
                 <w:b/>
                 <w:sz w:val="10"/>
                 <w:u w:val="single"/>
@@ -1320,7 +1140,7 @@
             <w:pPr>
               <w:spacing w:after="0" w:line="240" w:lineRule="auto"/>
               <w:rPr>
-                <w:rFonts w:ascii="Tahoma" w:hAnsi="Tahoma" w:cs="Tahoma"/>
+                <w:rFonts w:cstheme="minorHAnsi"/>
                 <w:b/>
                 <w:sz w:val="10"/>
                 <w:u w:val="single"/>
@@ -1341,7 +1161,7 @@
             <w:pPr>
               <w:spacing w:after="0" w:line="240" w:lineRule="auto"/>
               <w:rPr>
-                <w:rFonts w:ascii="Tahoma" w:hAnsi="Tahoma" w:cs="Tahoma"/>
+                <w:rFonts w:cstheme="minorHAnsi"/>
                 <w:b/>
                 <w:sz w:val="10"/>
                 <w:u w:val="single"/>
@@ -1363,7 +1183,7 @@
             <w:pPr>
               <w:spacing w:after="0" w:line="240" w:lineRule="auto"/>
               <w:rPr>
-                <w:rFonts w:ascii="Tahoma" w:hAnsi="Tahoma" w:cs="Tahoma"/>
+                <w:rFonts w:cstheme="minorHAnsi"/>
                 <w:b/>
                 <w:u w:val="single"/>
               </w:rPr>
@@ -1383,13 +1203,13 @@
               <w:spacing w:after="0" w:line="240" w:lineRule="auto"/>
               <w:ind w:left="144"/>
               <w:rPr>
-                <w:rFonts w:ascii="Tahoma" w:hAnsi="Tahoma" w:cs="Tahoma"/>
-                <w:b/>
-              </w:rPr>
-            </w:pPr>
-            <w:r>
-              <w:rPr>
-                <w:rFonts w:ascii="Tahoma" w:hAnsi="Tahoma" w:cs="Tahoma"/>
+                <w:rFonts w:cstheme="minorHAnsi"/>
+                <w:b/>
+              </w:rPr>
+            </w:pPr>
+            <w:r>
+              <w:rPr>
+                <w:rFonts w:cstheme="minorHAnsi"/>
                 <w:b/>
               </w:rPr>
               <w:t>PARAMETER</w:t>
@@ -1410,13 +1230,13 @@
               <w:spacing w:after="0" w:line="240" w:lineRule="auto"/>
               <w:jc w:val="center"/>
               <w:rPr>
-                <w:rFonts w:ascii="Tahoma" w:hAnsi="Tahoma" w:cs="Tahoma"/>
-                <w:b/>
-              </w:rPr>
-            </w:pPr>
-            <w:r>
-              <w:rPr>
-                <w:rFonts w:ascii="Tahoma" w:hAnsi="Tahoma" w:cs="Tahoma"/>
+                <w:rFonts w:cstheme="minorHAnsi"/>
+                <w:b/>
+              </w:rPr>
+            </w:pPr>
+            <w:r>
+              <w:rPr>
+                <w:rFonts w:cstheme="minorHAnsi"/>
                 <w:b/>
               </w:rPr>
               <w:t>VALUE</w:t>
@@ -1437,7 +1257,7 @@
             <w:pPr>
               <w:spacing w:after="0" w:line="240" w:lineRule="auto"/>
               <w:rPr>
-                <w:rFonts w:ascii="Tahoma" w:hAnsi="Tahoma" w:cs="Tahoma"/>
+                <w:rFonts w:cstheme="minorHAnsi"/>
                 <w:b/>
                 <w:u w:val="single"/>
               </w:rPr>
@@ -1458,7 +1278,7 @@
             <w:pPr>
               <w:spacing w:after="0" w:line="240" w:lineRule="auto"/>
               <w:rPr>
-                <w:rFonts w:ascii="Tahoma" w:hAnsi="Tahoma" w:cs="Tahoma"/>
+                <w:rFonts w:cstheme="minorHAnsi"/>
                 <w:b/>
                 <w:u w:val="single"/>
               </w:rPr>
@@ -1479,7 +1299,7 @@
             <w:pPr>
               <w:spacing w:after="0" w:line="240" w:lineRule="auto"/>
               <w:rPr>
-                <w:rFonts w:ascii="Tahoma" w:hAnsi="Tahoma" w:cs="Tahoma"/>
+                <w:rFonts w:cstheme="minorHAnsi"/>
                 <w:b/>
                 <w:u w:val="single"/>
               </w:rPr>
@@ -1499,7 +1319,7 @@
             <w:pPr>
               <w:spacing w:after="0" w:line="240" w:lineRule="auto"/>
               <w:rPr>
-                <w:rFonts w:ascii="Tahoma" w:hAnsi="Tahoma" w:cs="Tahoma"/>
+                <w:rFonts w:cstheme="minorHAnsi"/>
                 <w:b/>
                 <w:u w:val="single"/>
               </w:rPr>
@@ -1520,7 +1340,7 @@
             <w:pPr>
               <w:spacing w:after="0" w:line="240" w:lineRule="auto"/>
               <w:rPr>
-                <w:rFonts w:ascii="Tahoma" w:hAnsi="Tahoma" w:cs="Tahoma"/>
+                <w:rFonts w:cstheme="minorHAnsi"/>
                 <w:b/>
                 <w:u w:val="single"/>
               </w:rPr>
@@ -1538,26 +1358,18 @@
               <w:spacing w:after="0" w:line="240" w:lineRule="auto"/>
               <w:ind w:left="144"/>
               <w:rPr>
-                <w:rFonts w:ascii="Tahoma" w:hAnsi="Tahoma" w:cs="Tahoma"/>
+                <w:rFonts w:cstheme="minorHAnsi"/>
                 <w:sz w:val="20"/>
                 <w:szCs w:val="18"/>
               </w:rPr>
             </w:pPr>
             <w:r>
               <w:rPr>
-                <w:rFonts w:ascii="Tahoma" w:hAnsi="Tahoma" w:cs="Tahoma"/>
+                <w:rFonts w:cstheme="minorHAnsi"/>
                 <w:sz w:val="20"/>
                 <w:szCs w:val="18"/>
               </w:rPr>
-              <w:t>Spot Temp.1 (Sp</w:t>
-            </w:r>
-            <w:r>
-              <w:rPr>
-                <w:rFonts w:ascii="Tahoma" w:hAnsi="Tahoma" w:cs="Tahoma"/>
-                <w:sz w:val="20"/>
-                <w:szCs w:val="18"/>
-              </w:rPr>
-              <w:t>1)</w:t>
+              <w:t>Spot Temp.1 (Sp1)</w:t>
             </w:r>
           </w:p>
         </w:tc>
@@ -1572,14 +1384,14 @@
               <w:spacing w:after="0" w:line="240" w:lineRule="auto"/>
               <w:jc w:val="center"/>
               <w:rPr>
-                <w:rFonts w:ascii="Tahoma" w:hAnsi="Tahoma" w:cs="Tahoma"/>
+                <w:rFonts w:cstheme="minorHAnsi"/>
                 <w:sz w:val="20"/>
                 <w:szCs w:val="18"/>
               </w:rPr>
             </w:pPr>
             <w:r>
               <w:rPr>
-                <w:rFonts w:ascii="Tahoma" w:hAnsi="Tahoma" w:cs="Tahoma"/>
+                <w:rFonts w:cstheme="minorHAnsi"/>
                 <w:sz w:val="20"/>
                 <w:szCs w:val="18"/>
               </w:rPr>
@@ -1587,15 +1399,15 @@
             </w:r>
             <w:r>
               <w:rPr>
-                <w:rFonts w:ascii="Tahoma" w:hAnsi="Tahoma" w:cs="Tahoma"/>
+                <w:rFonts w:cstheme="minorHAnsi"/>
                 <w:sz w:val="20"/>
                 <w:szCs w:val="18"/>
               </w:rPr>
-              <w:instrText xml:space="preserve">DOCVARIABLE _Fd268546919 \* MERGEFORMAT </w:instrText>
-            </w:r>
-            <w:r>
-              <w:rPr>
-                <w:rFonts w:ascii="Tahoma" w:hAnsi="Tahoma" w:cs="Tahoma"/>
+              <w:instrText xml:space="preserve">DOCVARIABLE _Fd684423630 \* MERGEFORMAT </w:instrText>
+            </w:r>
+            <w:r>
+              <w:rPr>
+                <w:rFonts w:cstheme="minorHAnsi"/>
                 <w:sz w:val="20"/>
                 <w:szCs w:val="18"/>
               </w:rPr>
@@ -1603,7 +1415,7 @@
             </w:r>
             <w:r>
               <w:rPr>
-                <w:rFonts w:ascii="Tahoma" w:hAnsi="Tahoma" w:cs="Tahoma"/>
+                <w:rFonts w:cstheme="minorHAnsi"/>
                 <w:sz w:val="20"/>
                 <w:szCs w:val="18"/>
               </w:rPr>
@@ -1611,7 +1423,7 @@
             </w:r>
             <w:r>
               <w:rPr>
-                <w:rFonts w:ascii="Tahoma" w:hAnsi="Tahoma" w:cs="Tahoma"/>
+                <w:rFonts w:cstheme="minorHAnsi"/>
                 <w:sz w:val="20"/>
                 <w:szCs w:val="18"/>
               </w:rPr>
@@ -1632,7 +1444,7 @@
             <w:pPr>
               <w:spacing w:after="0" w:line="240" w:lineRule="auto"/>
               <w:rPr>
-                <w:rFonts w:ascii="Tahoma" w:hAnsi="Tahoma" w:cs="Tahoma"/>
+                <w:rFonts w:cstheme="minorHAnsi"/>
                 <w:b/>
                 <w:u w:val="single"/>
               </w:rPr>
@@ -1650,13 +1462,13 @@
               <w:ind w:left="88" w:right="33"/>
               <w:jc w:val="both"/>
               <w:rPr>
-                <w:rFonts w:ascii="Tahoma" w:hAnsi="Tahoma" w:cs="Tahoma"/>
-                <w:b/>
-              </w:rPr>
-            </w:pPr>
-            <w:r>
-              <w:rPr>
-                <w:rFonts w:ascii="Tahoma" w:hAnsi="Tahoma" w:cs="Tahoma"/>
+                <w:rFonts w:cstheme="minorHAnsi"/>
+                <w:b/>
+              </w:rPr>
+            </w:pPr>
+            <w:r>
+              <w:rPr>
+                <w:rFonts w:cstheme="minorHAnsi"/>
                 <w:b/>
               </w:rPr>
               <w:t>PARAMETER</w:t>
@@ -1675,13 +1487,13 @@
               <w:ind w:right="33"/>
               <w:jc w:val="center"/>
               <w:rPr>
-                <w:rFonts w:ascii="Tahoma" w:hAnsi="Tahoma" w:cs="Tahoma"/>
-                <w:b/>
-              </w:rPr>
-            </w:pPr>
-            <w:r>
-              <w:rPr>
-                <w:rFonts w:ascii="Tahoma" w:hAnsi="Tahoma" w:cs="Tahoma"/>
+                <w:rFonts w:cstheme="minorHAnsi"/>
+                <w:b/>
+              </w:rPr>
+            </w:pPr>
+            <w:r>
+              <w:rPr>
+                <w:rFonts w:cstheme="minorHAnsi"/>
                 <w:b/>
               </w:rPr>
               <w:t>VALUE</w:t>
@@ -1700,7 +1512,7 @@
             <w:pPr>
               <w:spacing w:after="0" w:line="240" w:lineRule="auto"/>
               <w:rPr>
-                <w:rFonts w:ascii="Tahoma" w:hAnsi="Tahoma" w:cs="Tahoma"/>
+                <w:rFonts w:cstheme="minorHAnsi"/>
                 <w:b/>
                 <w:u w:val="single"/>
               </w:rPr>
@@ -1721,7 +1533,7 @@
             <w:pPr>
               <w:spacing w:after="0" w:line="240" w:lineRule="auto"/>
               <w:rPr>
-                <w:rFonts w:ascii="Tahoma" w:hAnsi="Tahoma" w:cs="Tahoma"/>
+                <w:rFonts w:cstheme="minorHAnsi"/>
                 <w:b/>
                 <w:u w:val="single"/>
               </w:rPr>
@@ -1739,26 +1551,18 @@
               <w:spacing w:after="0" w:line="240" w:lineRule="auto"/>
               <w:ind w:left="144"/>
               <w:rPr>
-                <w:rFonts w:ascii="Tahoma" w:hAnsi="Tahoma" w:cs="Tahoma"/>
+                <w:rFonts w:cstheme="minorHAnsi"/>
                 <w:sz w:val="20"/>
                 <w:szCs w:val="18"/>
               </w:rPr>
             </w:pPr>
             <w:r>
               <w:rPr>
-                <w:rFonts w:ascii="Tahoma" w:hAnsi="Tahoma" w:cs="Tahoma"/>
+                <w:rFonts w:cstheme="minorHAnsi"/>
                 <w:sz w:val="20"/>
                 <w:szCs w:val="18"/>
               </w:rPr>
-              <w:t>Spot Temp. 2 (Sp</w:t>
-            </w:r>
-            <w:r>
-              <w:rPr>
-                <w:rFonts w:ascii="Tahoma" w:hAnsi="Tahoma" w:cs="Tahoma"/>
-                <w:sz w:val="20"/>
-                <w:szCs w:val="18"/>
-              </w:rPr>
-              <w:t>2)</w:t>
+              <w:t>Spot Temp. 2 (Sp2)</w:t>
             </w:r>
           </w:p>
         </w:tc>
@@ -1773,14 +1577,14 @@
               <w:spacing w:after="0" w:line="240" w:lineRule="auto"/>
               <w:jc w:val="center"/>
               <w:rPr>
-                <w:rFonts w:ascii="Tahoma" w:hAnsi="Tahoma" w:cs="Tahoma"/>
+                <w:rFonts w:cstheme="minorHAnsi"/>
                 <w:sz w:val="20"/>
                 <w:szCs w:val="18"/>
               </w:rPr>
             </w:pPr>
             <w:r>
               <w:rPr>
-                <w:rFonts w:ascii="Tahoma" w:hAnsi="Tahoma" w:cs="Tahoma"/>
+                <w:rFonts w:cstheme="minorHAnsi"/>
                 <w:sz w:val="20"/>
                 <w:szCs w:val="18"/>
               </w:rPr>
@@ -1788,15 +1592,15 @@
             </w:r>
             <w:r>
               <w:rPr>
-                <w:rFonts w:ascii="Tahoma" w:hAnsi="Tahoma" w:cs="Tahoma"/>
+                <w:rFonts w:cstheme="minorHAnsi"/>
                 <w:sz w:val="20"/>
                 <w:szCs w:val="18"/>
               </w:rPr>
-              <w:instrText xml:space="preserve">DOCVARIABLE _Fd1200265184 \* MERGEFORMAT </w:instrText>
-            </w:r>
-            <w:r>
-              <w:rPr>
-                <w:rFonts w:ascii="Tahoma" w:hAnsi="Tahoma" w:cs="Tahoma"/>
+              <w:instrText xml:space="preserve">DOCVARIABLE _Fd127214868 \* MERGEFORMAT </w:instrText>
+            </w:r>
+            <w:r>
+              <w:rPr>
+                <w:rFonts w:cstheme="minorHAnsi"/>
                 <w:sz w:val="20"/>
                 <w:szCs w:val="18"/>
               </w:rPr>
@@ -1804,7 +1608,7 @@
             </w:r>
             <w:r>
               <w:rPr>
-                <w:rFonts w:ascii="Tahoma" w:hAnsi="Tahoma" w:cs="Tahoma"/>
+                <w:rFonts w:cstheme="minorHAnsi"/>
                 <w:sz w:val="20"/>
                 <w:szCs w:val="18"/>
               </w:rPr>
@@ -1812,7 +1616,7 @@
             </w:r>
             <w:r>
               <w:rPr>
-                <w:rFonts w:ascii="Tahoma" w:hAnsi="Tahoma" w:cs="Tahoma"/>
+                <w:rFonts w:cstheme="minorHAnsi"/>
                 <w:sz w:val="20"/>
                 <w:szCs w:val="18"/>
               </w:rPr>
@@ -1833,7 +1637,7 @@
             <w:pPr>
               <w:spacing w:after="0" w:line="240" w:lineRule="auto"/>
               <w:rPr>
-                <w:rFonts w:ascii="Tahoma" w:hAnsi="Tahoma" w:cs="Tahoma"/>
+                <w:rFonts w:cstheme="minorHAnsi"/>
                 <w:b/>
                 <w:u w:val="single"/>
               </w:rPr>
@@ -1851,14 +1655,14 @@
               <w:spacing w:after="0" w:line="240" w:lineRule="auto"/>
               <w:ind w:left="88" w:right="33"/>
               <w:rPr>
-                <w:rFonts w:ascii="Tahoma" w:hAnsi="Tahoma" w:cs="Tahoma"/>
+                <w:rFonts w:cstheme="minorHAnsi"/>
                 <w:sz w:val="20"/>
                 <w:szCs w:val="18"/>
               </w:rPr>
             </w:pPr>
             <w:r>
               <w:rPr>
-                <w:rFonts w:ascii="Tahoma" w:hAnsi="Tahoma" w:cs="Tahoma"/>
+                <w:rFonts w:cstheme="minorHAnsi"/>
                 <w:sz w:val="20"/>
                 <w:szCs w:val="18"/>
               </w:rPr>
@@ -1878,36 +1682,18 @@
               <w:ind w:right="33"/>
               <w:jc w:val="center"/>
               <w:rPr>
-                <w:rFonts w:ascii="Tahoma" w:hAnsi="Tahoma" w:cs="Tahoma"/>
+                <w:rFonts w:cstheme="minorHAnsi"/>
                 <w:sz w:val="20"/>
                 <w:szCs w:val="18"/>
               </w:rPr>
             </w:pPr>
             <w:r>
               <w:rPr>
-                <w:rFonts w:ascii="Tahoma" w:hAnsi="Tahoma" w:cs="Tahoma"/>
+                <w:rFonts w:cstheme="minorHAnsi"/>
                 <w:sz w:val="20"/>
                 <w:szCs w:val="18"/>
               </w:rPr>
-              <w:t xml:space="preserve">{{ </w:t>
-            </w:r>
-            <w:proofErr w:type="spellStart"/>
-            <w:r>
-              <w:rPr>
-                <w:rFonts w:ascii="Tahoma" w:hAnsi="Tahoma" w:cs="Tahoma"/>
-                <w:sz w:val="20"/>
-                <w:szCs w:val="18"/>
-              </w:rPr>
-              <w:t>panel.serialnumber</w:t>
-            </w:r>
-            <w:proofErr w:type="spellEnd"/>
-            <w:r>
-              <w:rPr>
-                <w:rFonts w:ascii="Tahoma" w:hAnsi="Tahoma" w:cs="Tahoma"/>
-                <w:sz w:val="20"/>
-                <w:szCs w:val="18"/>
-              </w:rPr>
-              <w:t xml:space="preserve"> }}</w:t>
+              <w:t>{{ panel.serialnumber }}</w:t>
             </w:r>
           </w:p>
         </w:tc>
@@ -1923,7 +1709,7 @@
             <w:pPr>
               <w:spacing w:after="0" w:line="240" w:lineRule="auto"/>
               <w:rPr>
-                <w:rFonts w:ascii="Tahoma" w:hAnsi="Tahoma" w:cs="Tahoma"/>
+                <w:rFonts w:cstheme="minorHAnsi"/>
                 <w:b/>
                 <w:u w:val="single"/>
               </w:rPr>
@@ -1944,7 +1730,7 @@
             <w:pPr>
               <w:spacing w:after="0" w:line="240" w:lineRule="auto"/>
               <w:rPr>
-                <w:rFonts w:ascii="Tahoma" w:hAnsi="Tahoma" w:cs="Tahoma"/>
+                <w:rFonts w:cstheme="minorHAnsi"/>
                 <w:b/>
                 <w:u w:val="single"/>
               </w:rPr>
@@ -1962,14 +1748,14 @@
               <w:spacing w:after="0" w:line="240" w:lineRule="auto"/>
               <w:ind w:left="144"/>
               <w:rPr>
-                <w:rFonts w:ascii="Tahoma" w:hAnsi="Tahoma" w:cs="Tahoma"/>
+                <w:rFonts w:cstheme="minorHAnsi"/>
                 <w:sz w:val="20"/>
                 <w:szCs w:val="18"/>
               </w:rPr>
             </w:pPr>
             <w:r>
               <w:rPr>
-                <w:rFonts w:ascii="Tahoma" w:hAnsi="Tahoma" w:cs="Tahoma"/>
+                <w:rFonts w:cstheme="minorHAnsi"/>
                 <w:sz w:val="20"/>
                 <w:szCs w:val="18"/>
               </w:rPr>
@@ -1988,14 +1774,14 @@
               <w:spacing w:after="0" w:line="240" w:lineRule="auto"/>
               <w:jc w:val="center"/>
               <w:rPr>
-                <w:rFonts w:ascii="Tahoma" w:hAnsi="Tahoma" w:cs="Tahoma"/>
+                <w:rFonts w:cstheme="minorHAnsi"/>
                 <w:sz w:val="20"/>
                 <w:szCs w:val="18"/>
               </w:rPr>
             </w:pPr>
             <w:r>
               <w:rPr>
-                <w:rFonts w:ascii="Tahoma" w:hAnsi="Tahoma" w:cs="Tahoma"/>
+                <w:rFonts w:cstheme="minorHAnsi"/>
                 <w:sz w:val="20"/>
                 <w:szCs w:val="18"/>
               </w:rPr>
@@ -2003,15 +1789,15 @@
             </w:r>
             <w:r>
               <w:rPr>
-                <w:rFonts w:ascii="Tahoma" w:hAnsi="Tahoma" w:cs="Tahoma"/>
+                <w:rFonts w:cstheme="minorHAnsi"/>
                 <w:sz w:val="20"/>
                 <w:szCs w:val="18"/>
               </w:rPr>
-              <w:instrText xml:space="preserve">DOCVARIABLE _Fd101234474 \* MERGEFORMAT </w:instrText>
-            </w:r>
-            <w:r>
-              <w:rPr>
-                <w:rFonts w:ascii="Tahoma" w:hAnsi="Tahoma" w:cs="Tahoma"/>
+              <w:instrText xml:space="preserve">DOCVARIABLE _Fd1016358474 \* MERGEFORMAT </w:instrText>
+            </w:r>
+            <w:r>
+              <w:rPr>
+                <w:rFonts w:cstheme="minorHAnsi"/>
                 <w:sz w:val="20"/>
                 <w:szCs w:val="18"/>
               </w:rPr>
@@ -2019,7 +1805,7 @@
             </w:r>
             <w:r>
               <w:rPr>
-                <w:rFonts w:ascii="Tahoma" w:hAnsi="Tahoma" w:cs="Tahoma"/>
+                <w:rFonts w:cstheme="minorHAnsi"/>
                 <w:sz w:val="20"/>
                 <w:szCs w:val="18"/>
               </w:rPr>
@@ -2027,7 +1813,7 @@
             </w:r>
             <w:r>
               <w:rPr>
-                <w:rFonts w:ascii="Tahoma" w:hAnsi="Tahoma" w:cs="Tahoma"/>
+                <w:rFonts w:cstheme="minorHAnsi"/>
                 <w:sz w:val="20"/>
                 <w:szCs w:val="18"/>
               </w:rPr>
@@ -2048,7 +1834,7 @@
             <w:pPr>
               <w:spacing w:after="0" w:line="240" w:lineRule="auto"/>
               <w:rPr>
-                <w:rFonts w:ascii="Tahoma" w:hAnsi="Tahoma" w:cs="Tahoma"/>
+                <w:rFonts w:cstheme="minorHAnsi"/>
                 <w:b/>
                 <w:u w:val="single"/>
               </w:rPr>
@@ -2066,14 +1852,14 @@
               <w:spacing w:after="0" w:line="240" w:lineRule="auto"/>
               <w:ind w:left="88" w:right="33"/>
               <w:rPr>
-                <w:rFonts w:ascii="Tahoma" w:hAnsi="Tahoma" w:cs="Tahoma"/>
+                <w:rFonts w:cstheme="minorHAnsi"/>
                 <w:sz w:val="20"/>
                 <w:szCs w:val="18"/>
               </w:rPr>
             </w:pPr>
             <w:r>
               <w:rPr>
-                <w:rFonts w:ascii="Tahoma" w:hAnsi="Tahoma" w:cs="Tahoma"/>
+                <w:rFonts w:cstheme="minorHAnsi"/>
                 <w:sz w:val="20"/>
                 <w:szCs w:val="18"/>
               </w:rPr>
@@ -2093,36 +1879,18 @@
               <w:ind w:right="33"/>
               <w:jc w:val="center"/>
               <w:rPr>
-                <w:rFonts w:ascii="Tahoma" w:hAnsi="Tahoma" w:cs="Tahoma"/>
+                <w:rFonts w:cstheme="minorHAnsi"/>
                 <w:sz w:val="20"/>
                 <w:szCs w:val="18"/>
               </w:rPr>
             </w:pPr>
             <w:r>
               <w:rPr>
-                <w:rFonts w:ascii="Tahoma" w:hAnsi="Tahoma" w:cs="Tahoma"/>
+                <w:rFonts w:cstheme="minorHAnsi"/>
                 <w:sz w:val="20"/>
                 <w:szCs w:val="18"/>
               </w:rPr>
-              <w:t xml:space="preserve">{{ </w:t>
-            </w:r>
-            <w:proofErr w:type="spellStart"/>
-            <w:r>
-              <w:rPr>
-                <w:rFonts w:ascii="Tahoma" w:hAnsi="Tahoma" w:cs="Tahoma"/>
-                <w:sz w:val="20"/>
-                <w:szCs w:val="18"/>
-              </w:rPr>
-              <w:t>panel.heateramp</w:t>
-            </w:r>
-            <w:proofErr w:type="spellEnd"/>
-            <w:r>
-              <w:rPr>
-                <w:rFonts w:ascii="Tahoma" w:hAnsi="Tahoma" w:cs="Tahoma"/>
-                <w:sz w:val="20"/>
-                <w:szCs w:val="18"/>
-              </w:rPr>
-              <w:t xml:space="preserve"> }}</w:t>
+              <w:t>{{ panel.heateramp }}</w:t>
             </w:r>
           </w:p>
         </w:tc>
@@ -2138,7 +1906,7 @@
             <w:pPr>
               <w:spacing w:after="0" w:line="240" w:lineRule="auto"/>
               <w:rPr>
-                <w:rFonts w:ascii="Tahoma" w:hAnsi="Tahoma" w:cs="Tahoma"/>
+                <w:rFonts w:cstheme="minorHAnsi"/>
                 <w:b/>
                 <w:u w:val="single"/>
               </w:rPr>
@@ -2159,7 +1927,7 @@
             <w:pPr>
               <w:spacing w:after="0" w:line="240" w:lineRule="auto"/>
               <w:rPr>
-                <w:rFonts w:ascii="Tahoma" w:hAnsi="Tahoma" w:cs="Tahoma"/>
+                <w:rFonts w:cstheme="minorHAnsi"/>
                 <w:b/>
                 <w:u w:val="single"/>
               </w:rPr>
@@ -2177,14 +1945,14 @@
               <w:spacing w:after="0" w:line="240" w:lineRule="auto"/>
               <w:ind w:left="144"/>
               <w:rPr>
-                <w:rFonts w:ascii="Tahoma" w:hAnsi="Tahoma" w:cs="Tahoma"/>
+                <w:rFonts w:cstheme="minorHAnsi"/>
                 <w:sz w:val="20"/>
                 <w:szCs w:val="18"/>
               </w:rPr>
             </w:pPr>
             <w:r>
               <w:rPr>
-                <w:rFonts w:ascii="Tahoma" w:hAnsi="Tahoma" w:cs="Tahoma"/>
+                <w:rFonts w:cstheme="minorHAnsi"/>
                 <w:sz w:val="20"/>
                 <w:szCs w:val="18"/>
               </w:rPr>
@@ -2203,36 +1971,18 @@
               <w:spacing w:after="0" w:line="240" w:lineRule="auto"/>
               <w:jc w:val="center"/>
               <w:rPr>
-                <w:rFonts w:ascii="Tahoma" w:hAnsi="Tahoma" w:cs="Tahoma"/>
+                <w:rFonts w:cstheme="minorHAnsi"/>
                 <w:sz w:val="20"/>
                 <w:szCs w:val="18"/>
               </w:rPr>
             </w:pPr>
             <w:r>
               <w:rPr>
-                <w:rFonts w:ascii="Tahoma" w:hAnsi="Tahoma" w:cs="Tahoma"/>
+                <w:rFonts w:cstheme="minorHAnsi"/>
                 <w:sz w:val="20"/>
                 <w:szCs w:val="20"/>
               </w:rPr>
-              <w:t xml:space="preserve">{{ </w:t>
-            </w:r>
-            <w:proofErr w:type="spellStart"/>
-            <w:r>
-              <w:rPr>
-                <w:rFonts w:ascii="Tahoma" w:hAnsi="Tahoma" w:cs="Tahoma"/>
-                <w:sz w:val="20"/>
-                <w:szCs w:val="20"/>
-              </w:rPr>
-              <w:t>substation.ambient</w:t>
-            </w:r>
-            <w:proofErr w:type="spellEnd"/>
-            <w:r>
-              <w:rPr>
-                <w:rFonts w:ascii="Tahoma" w:hAnsi="Tahoma" w:cs="Tahoma"/>
-                <w:sz w:val="20"/>
-                <w:szCs w:val="20"/>
-              </w:rPr>
-              <w:t xml:space="preserve"> }}</w:t>
+              <w:t>{{ substation.ambient }}</w:t>
             </w:r>
           </w:p>
         </w:tc>
@@ -2249,7 +1999,7 @@
             <w:pPr>
               <w:spacing w:after="0" w:line="240" w:lineRule="auto"/>
               <w:rPr>
-                <w:rFonts w:ascii="Tahoma" w:hAnsi="Tahoma" w:cs="Tahoma"/>
+                <w:rFonts w:cstheme="minorHAnsi"/>
                 <w:b/>
                 <w:u w:val="single"/>
               </w:rPr>
@@ -2267,14 +2017,14 @@
               <w:spacing w:after="0" w:line="240" w:lineRule="auto"/>
               <w:ind w:left="88" w:right="33"/>
               <w:rPr>
-                <w:rFonts w:ascii="Tahoma" w:hAnsi="Tahoma" w:cs="Tahoma"/>
+                <w:rFonts w:cstheme="minorHAnsi"/>
                 <w:sz w:val="20"/>
                 <w:szCs w:val="18"/>
               </w:rPr>
             </w:pPr>
             <w:r>
               <w:rPr>
-                <w:rFonts w:ascii="Tahoma" w:hAnsi="Tahoma" w:cs="Tahoma"/>
+                <w:rFonts w:cstheme="minorHAnsi"/>
                 <w:sz w:val="20"/>
                 <w:szCs w:val="18"/>
               </w:rPr>
@@ -2294,36 +2044,18 @@
               <w:ind w:right="33"/>
               <w:jc w:val="center"/>
               <w:rPr>
-                <w:rFonts w:ascii="Tahoma" w:hAnsi="Tahoma" w:cs="Tahoma"/>
+                <w:rFonts w:cstheme="minorHAnsi"/>
                 <w:sz w:val="20"/>
                 <w:szCs w:val="18"/>
               </w:rPr>
             </w:pPr>
             <w:r>
               <w:rPr>
-                <w:rFonts w:ascii="Tahoma" w:hAnsi="Tahoma" w:cs="Tahoma"/>
+                <w:rFonts w:cstheme="minorHAnsi"/>
                 <w:sz w:val="20"/>
                 <w:szCs w:val="18"/>
               </w:rPr>
-              <w:t xml:space="preserve">{{ </w:t>
-            </w:r>
-            <w:proofErr w:type="spellStart"/>
-            <w:r>
-              <w:rPr>
-                <w:rFonts w:ascii="Tahoma" w:hAnsi="Tahoma" w:cs="Tahoma"/>
-                <w:sz w:val="20"/>
-                <w:szCs w:val="18"/>
-              </w:rPr>
-              <w:t>panel.breakerstatus</w:t>
-            </w:r>
-            <w:proofErr w:type="spellEnd"/>
-            <w:r>
-              <w:rPr>
-                <w:rFonts w:ascii="Tahoma" w:hAnsi="Tahoma" w:cs="Tahoma"/>
-                <w:sz w:val="20"/>
-                <w:szCs w:val="18"/>
-              </w:rPr>
-              <w:t xml:space="preserve"> }}</w:t>
+              <w:t>{{ panel.breakerstatus }}</w:t>
             </w:r>
           </w:p>
         </w:tc>
@@ -2339,7 +2071,7 @@
             <w:pPr>
               <w:spacing w:after="0" w:line="240" w:lineRule="auto"/>
               <w:rPr>
-                <w:rFonts w:ascii="Tahoma" w:hAnsi="Tahoma" w:cs="Tahoma"/>
+                <w:rFonts w:cstheme="minorHAnsi"/>
                 <w:b/>
                 <w:u w:val="single"/>
               </w:rPr>
@@ -2360,7 +2092,7 @@
             <w:pPr>
               <w:spacing w:after="0" w:line="240" w:lineRule="auto"/>
               <w:rPr>
-                <w:rFonts w:ascii="Tahoma" w:hAnsi="Tahoma" w:cs="Tahoma"/>
+                <w:rFonts w:cstheme="minorHAnsi"/>
                 <w:b/>
                 <w:u w:val="single"/>
               </w:rPr>
@@ -2378,7 +2110,7 @@
               <w:spacing w:after="0" w:line="240" w:lineRule="auto"/>
               <w:ind w:left="144"/>
               <w:rPr>
-                <w:rFonts w:ascii="Tahoma" w:hAnsi="Tahoma" w:cs="Tahoma"/>
+                <w:rFonts w:cstheme="minorHAnsi"/>
                 <w:b/>
                 <w:sz w:val="20"/>
                 <w:szCs w:val="18"/>
@@ -2386,7 +2118,7 @@
             </w:pPr>
             <w:r>
               <w:rPr>
-                <w:rFonts w:ascii="Tahoma" w:hAnsi="Tahoma" w:cs="Tahoma"/>
+                <w:rFonts w:cstheme="minorHAnsi"/>
                 <w:sz w:val="20"/>
                 <w:szCs w:val="18"/>
               </w:rPr>
@@ -2405,14 +2137,14 @@
               <w:spacing w:after="0" w:line="240" w:lineRule="auto"/>
               <w:jc w:val="center"/>
               <w:rPr>
-                <w:rFonts w:ascii="Tahoma" w:hAnsi="Tahoma" w:cs="Tahoma"/>
+                <w:rFonts w:cstheme="minorHAnsi"/>
                 <w:sz w:val="20"/>
                 <w:szCs w:val="20"/>
               </w:rPr>
             </w:pPr>
             <w:r>
               <w:rPr>
-                <w:rFonts w:ascii="Tahoma" w:hAnsi="Tahoma" w:cs="Tahoma"/>
+                <w:rFonts w:cstheme="minorHAnsi"/>
                 <w:sz w:val="20"/>
                 <w:szCs w:val="20"/>
               </w:rPr>
@@ -2420,15 +2152,15 @@
             </w:r>
             <w:r>
               <w:rPr>
-                <w:rFonts w:ascii="Tahoma" w:hAnsi="Tahoma" w:cs="Tahoma"/>
+                <w:rFonts w:cstheme="minorHAnsi"/>
                 <w:sz w:val="20"/>
                 <w:szCs w:val="20"/>
               </w:rPr>
-              <w:instrText xml:space="preserve">DOCVARIABLE _Fd2094168926 \* MERGEFORMAT </w:instrText>
-            </w:r>
-            <w:r>
-              <w:rPr>
-                <w:rFonts w:ascii="Tahoma" w:hAnsi="Tahoma" w:cs="Tahoma"/>
+              <w:instrText xml:space="preserve">DOCVARIABLE _Fd1561285838 \* MERGEFORMAT </w:instrText>
+            </w:r>
+            <w:r>
+              <w:rPr>
+                <w:rFonts w:cstheme="minorHAnsi"/>
                 <w:sz w:val="20"/>
                 <w:szCs w:val="20"/>
               </w:rPr>
@@ -2436,7 +2168,7 @@
             </w:r>
             <w:r>
               <w:rPr>
-                <w:rFonts w:ascii="Tahoma" w:hAnsi="Tahoma" w:cs="Tahoma"/>
+                <w:rFonts w:cstheme="minorHAnsi"/>
                 <w:sz w:val="20"/>
                 <w:szCs w:val="20"/>
               </w:rPr>
@@ -2444,7 +2176,7 @@
             </w:r>
             <w:r>
               <w:rPr>
-                <w:rFonts w:ascii="Tahoma" w:hAnsi="Tahoma" w:cs="Tahoma"/>
+                <w:rFonts w:cstheme="minorHAnsi"/>
                 <w:sz w:val="20"/>
                 <w:szCs w:val="20"/>
               </w:rPr>
@@ -2465,7 +2197,7 @@
             <w:pPr>
               <w:spacing w:after="0" w:line="240" w:lineRule="auto"/>
               <w:rPr>
-                <w:rFonts w:ascii="Tahoma" w:hAnsi="Tahoma" w:cs="Tahoma"/>
+                <w:rFonts w:cstheme="minorHAnsi"/>
                 <w:b/>
                 <w:u w:val="single"/>
               </w:rPr>
@@ -2486,14 +2218,14 @@
               <w:spacing w:after="0" w:line="240" w:lineRule="auto"/>
               <w:ind w:left="88" w:right="33"/>
               <w:rPr>
-                <w:rFonts w:ascii="Tahoma" w:hAnsi="Tahoma" w:cs="Tahoma"/>
+                <w:rFonts w:cstheme="minorHAnsi"/>
                 <w:sz w:val="20"/>
                 <w:szCs w:val="18"/>
               </w:rPr>
             </w:pPr>
             <w:r>
               <w:rPr>
-                <w:rFonts w:ascii="Tahoma" w:hAnsi="Tahoma" w:cs="Tahoma"/>
+                <w:rFonts w:cstheme="minorHAnsi"/>
                 <w:sz w:val="20"/>
                 <w:szCs w:val="18"/>
               </w:rPr>
@@ -2516,36 +2248,18 @@
               <w:ind w:right="33"/>
               <w:jc w:val="center"/>
               <w:rPr>
-                <w:rFonts w:ascii="Tahoma" w:hAnsi="Tahoma" w:cs="Tahoma"/>
+                <w:rFonts w:cstheme="minorHAnsi"/>
                 <w:sz w:val="20"/>
                 <w:szCs w:val="18"/>
               </w:rPr>
             </w:pPr>
             <w:r>
               <w:rPr>
-                <w:rFonts w:ascii="Tahoma" w:hAnsi="Tahoma" w:cs="Tahoma"/>
+                <w:rFonts w:cstheme="minorHAnsi"/>
                 <w:sz w:val="20"/>
                 <w:szCs w:val="18"/>
               </w:rPr>
-              <w:t xml:space="preserve">{{ </w:t>
-            </w:r>
-            <w:proofErr w:type="spellStart"/>
-            <w:r>
-              <w:rPr>
-                <w:rFonts w:ascii="Tahoma" w:hAnsi="Tahoma" w:cs="Tahoma"/>
-                <w:sz w:val="20"/>
-                <w:szCs w:val="18"/>
-              </w:rPr>
-              <w:t>panel.busbarposition</w:t>
-            </w:r>
-            <w:proofErr w:type="spellEnd"/>
-            <w:r>
-              <w:rPr>
-                <w:rFonts w:ascii="Tahoma" w:hAnsi="Tahoma" w:cs="Tahoma"/>
-                <w:sz w:val="20"/>
-                <w:szCs w:val="18"/>
-              </w:rPr>
-              <w:t xml:space="preserve"> }}</w:t>
+              <w:t>{{ panel.busbarposition }}</w:t>
             </w:r>
           </w:p>
         </w:tc>
@@ -2561,7 +2275,7 @@
             <w:pPr>
               <w:spacing w:after="0" w:line="240" w:lineRule="auto"/>
               <w:rPr>
-                <w:rFonts w:ascii="Tahoma" w:hAnsi="Tahoma" w:cs="Tahoma"/>
+                <w:rFonts w:cstheme="minorHAnsi"/>
                 <w:b/>
                 <w:u w:val="single"/>
               </w:rPr>
@@ -2582,7 +2296,7 @@
             <w:pPr>
               <w:spacing w:after="0" w:line="240" w:lineRule="auto"/>
               <w:rPr>
-                <w:rFonts w:ascii="Tahoma" w:hAnsi="Tahoma" w:cs="Tahoma"/>
+                <w:rFonts w:cstheme="minorHAnsi"/>
                 <w:b/>
                 <w:u w:val="single"/>
               </w:rPr>
@@ -2600,14 +2314,14 @@
               <w:spacing w:after="0" w:line="240" w:lineRule="auto"/>
               <w:ind w:left="144"/>
               <w:rPr>
-                <w:rFonts w:ascii="Tahoma" w:hAnsi="Tahoma" w:cs="Tahoma"/>
+                <w:rFonts w:cstheme="minorHAnsi"/>
                 <w:sz w:val="20"/>
                 <w:szCs w:val="18"/>
               </w:rPr>
             </w:pPr>
             <w:r>
               <w:rPr>
-                <w:rFonts w:ascii="Tahoma" w:hAnsi="Tahoma" w:cs="Tahoma"/>
+                <w:rFonts w:cstheme="minorHAnsi"/>
                 <w:sz w:val="20"/>
                 <w:szCs w:val="18"/>
               </w:rPr>
@@ -2626,36 +2340,18 @@
               <w:spacing w:after="0" w:line="240" w:lineRule="auto"/>
               <w:jc w:val="center"/>
               <w:rPr>
-                <w:rFonts w:ascii="Tahoma" w:hAnsi="Tahoma" w:cs="Tahoma"/>
+                <w:rFonts w:cstheme="minorHAnsi"/>
                 <w:sz w:val="20"/>
                 <w:szCs w:val="20"/>
               </w:rPr>
             </w:pPr>
             <w:r>
               <w:rPr>
-                <w:rFonts w:ascii="Tahoma" w:hAnsi="Tahoma" w:cs="Tahoma"/>
+                <w:rFonts w:cstheme="minorHAnsi"/>
                 <w:sz w:val="20"/>
                 <w:szCs w:val="18"/>
               </w:rPr>
-              <w:t xml:space="preserve">{{ </w:t>
-            </w:r>
-            <w:proofErr w:type="spellStart"/>
-            <w:r>
-              <w:rPr>
-                <w:rFonts w:ascii="Tahoma" w:hAnsi="Tahoma" w:cs="Tahoma"/>
-                <w:sz w:val="20"/>
-                <w:szCs w:val="18"/>
-              </w:rPr>
-              <w:t>panel.loadamp</w:t>
-            </w:r>
-            <w:proofErr w:type="spellEnd"/>
-            <w:r>
-              <w:rPr>
-                <w:rFonts w:ascii="Tahoma" w:hAnsi="Tahoma" w:cs="Tahoma"/>
-                <w:sz w:val="20"/>
-                <w:szCs w:val="18"/>
-              </w:rPr>
-              <w:t xml:space="preserve"> }}</w:t>
+              <w:t>{{ panel.loadamp }}</w:t>
             </w:r>
           </w:p>
         </w:tc>
@@ -2672,7 +2368,7 @@
             <w:pPr>
               <w:spacing w:after="0" w:line="240" w:lineRule="auto"/>
               <w:rPr>
-                <w:rFonts w:ascii="Tahoma" w:hAnsi="Tahoma" w:cs="Tahoma"/>
+                <w:rFonts w:cstheme="minorHAnsi"/>
                 <w:b/>
                 <w:u w:val="single"/>
               </w:rPr>
@@ -2693,14 +2389,14 @@
               <w:spacing w:after="0" w:line="240" w:lineRule="auto"/>
               <w:ind w:left="88" w:right="33"/>
               <w:rPr>
-                <w:rFonts w:ascii="Tahoma" w:hAnsi="Tahoma" w:cs="Tahoma"/>
+                <w:rFonts w:cstheme="minorHAnsi"/>
                 <w:sz w:val="20"/>
                 <w:szCs w:val="18"/>
               </w:rPr>
             </w:pPr>
             <w:r>
               <w:rPr>
-                <w:rFonts w:ascii="Tahoma" w:hAnsi="Tahoma" w:cs="Tahoma"/>
+                <w:rFonts w:cstheme="minorHAnsi"/>
                 <w:sz w:val="20"/>
                 <w:szCs w:val="18"/>
               </w:rPr>
@@ -2723,36 +2419,18 @@
               <w:ind w:right="33"/>
               <w:jc w:val="center"/>
               <w:rPr>
-                <w:rFonts w:ascii="Tahoma" w:hAnsi="Tahoma" w:cs="Tahoma"/>
+                <w:rFonts w:cstheme="minorHAnsi"/>
                 <w:sz w:val="20"/>
                 <w:szCs w:val="18"/>
               </w:rPr>
             </w:pPr>
             <w:r>
               <w:rPr>
-                <w:rFonts w:ascii="Tahoma" w:hAnsi="Tahoma" w:cs="Tahoma"/>
+                <w:rFonts w:cstheme="minorHAnsi"/>
                 <w:sz w:val="20"/>
                 <w:szCs w:val="18"/>
               </w:rPr>
-              <w:t xml:space="preserve">{{ </w:t>
-            </w:r>
-            <w:proofErr w:type="spellStart"/>
-            <w:r>
-              <w:rPr>
-                <w:rFonts w:ascii="Tahoma" w:hAnsi="Tahoma" w:cs="Tahoma"/>
-                <w:sz w:val="20"/>
-                <w:szCs w:val="18"/>
-              </w:rPr>
-              <w:t>panel.cabletype</w:t>
-            </w:r>
-            <w:proofErr w:type="spellEnd"/>
-            <w:r>
-              <w:rPr>
-                <w:rFonts w:ascii="Tahoma" w:hAnsi="Tahoma" w:cs="Tahoma"/>
-                <w:sz w:val="20"/>
-                <w:szCs w:val="18"/>
-              </w:rPr>
-              <w:t xml:space="preserve"> }}</w:t>
+              <w:t>{{ panel.cabletype }}</w:t>
             </w:r>
           </w:p>
         </w:tc>
@@ -2768,7 +2446,7 @@
             <w:pPr>
               <w:spacing w:after="0" w:line="240" w:lineRule="auto"/>
               <w:rPr>
-                <w:rFonts w:ascii="Tahoma" w:hAnsi="Tahoma" w:cs="Tahoma"/>
+                <w:rFonts w:cstheme="minorHAnsi"/>
                 <w:b/>
                 <w:u w:val="single"/>
               </w:rPr>
@@ -2789,7 +2467,7 @@
             <w:pPr>
               <w:spacing w:after="0" w:line="240" w:lineRule="auto"/>
               <w:rPr>
-                <w:rFonts w:ascii="Tahoma" w:hAnsi="Tahoma" w:cs="Tahoma"/>
+                <w:rFonts w:cstheme="minorHAnsi"/>
                 <w:b/>
                 <w:u w:val="single"/>
               </w:rPr>
@@ -2810,26 +2488,18 @@
               <w:spacing w:after="0" w:line="240" w:lineRule="auto"/>
               <w:ind w:left="144"/>
               <w:rPr>
-                <w:rFonts w:ascii="Tahoma" w:hAnsi="Tahoma" w:cs="Tahoma"/>
+                <w:rFonts w:cstheme="minorHAnsi"/>
                 <w:sz w:val="20"/>
                 <w:szCs w:val="18"/>
               </w:rPr>
             </w:pPr>
             <w:r>
               <w:rPr>
-                <w:rFonts w:ascii="Tahoma" w:hAnsi="Tahoma" w:cs="Tahoma"/>
+                <w:rFonts w:cstheme="minorHAnsi"/>
                 <w:sz w:val="20"/>
                 <w:szCs w:val="18"/>
               </w:rPr>
-              <w:t>Defect</w:t>
-            </w:r>
-            <w:r>
-              <w:rPr>
-                <w:rFonts w:ascii="Tahoma" w:hAnsi="Tahoma" w:cs="Tahoma"/>
-                <w:sz w:val="20"/>
-                <w:szCs w:val="18"/>
-              </w:rPr>
-              <w:t xml:space="preserve"> </w:t>
+              <w:t xml:space="preserve">Defect </w:t>
             </w:r>
           </w:p>
         </w:tc>
@@ -2848,19 +2518,11 @@
               <w:spacing w:after="0" w:line="240" w:lineRule="auto"/>
               <w:jc w:val="center"/>
               <w:rPr>
-                <w:rFonts w:ascii="Tahoma" w:hAnsi="Tahoma" w:cs="Tahoma"/>
+                <w:rFonts w:cstheme="minorHAnsi"/>
                 <w:sz w:val="20"/>
                 <w:szCs w:val="18"/>
               </w:rPr>
             </w:pPr>
-            <w:r>
-              <w:rPr>
-                <w:rFonts w:ascii="Tahoma" w:hAnsi="Tahoma" w:cs="Tahoma"/>
-                <w:sz w:val="18"/>
-                <w:szCs w:val="16"/>
-              </w:rPr>
-              <w:t>REPAIR IMMEDIATELY</w:t>
-            </w:r>
           </w:p>
         </w:tc>
         <w:tc>
@@ -2877,7 +2539,7 @@
             <w:pPr>
               <w:spacing w:after="0" w:line="240" w:lineRule="auto"/>
               <w:rPr>
-                <w:rFonts w:ascii="Tahoma" w:hAnsi="Tahoma" w:cs="Tahoma"/>
+                <w:rFonts w:cstheme="minorHAnsi"/>
                 <w:b/>
                 <w:u w:val="single"/>
               </w:rPr>
@@ -2901,7 +2563,7 @@
               <w:spacing w:after="0" w:line="240" w:lineRule="auto"/>
               <w:ind w:left="88" w:right="33"/>
               <w:rPr>
-                <w:rFonts w:ascii="Tahoma" w:hAnsi="Tahoma" w:cs="Tahoma"/>
+                <w:rFonts w:cstheme="minorHAnsi"/>
                 <w:sz w:val="20"/>
                 <w:szCs w:val="18"/>
               </w:rPr>
@@ -2926,7 +2588,7 @@
               <w:ind w:right="33"/>
               <w:jc w:val="center"/>
               <w:rPr>
-                <w:rFonts w:ascii="Tahoma" w:hAnsi="Tahoma" w:cs="Tahoma"/>
+                <w:rFonts w:cstheme="minorHAnsi"/>
                 <w:sz w:val="20"/>
                 <w:szCs w:val="18"/>
               </w:rPr>
@@ -2946,7 +2608,7 @@
             <w:pPr>
               <w:spacing w:after="0" w:line="240" w:lineRule="auto"/>
               <w:rPr>
-                <w:rFonts w:ascii="Tahoma" w:hAnsi="Tahoma" w:cs="Tahoma"/>
+                <w:rFonts w:cstheme="minorHAnsi"/>
                 <w:b/>
                 <w:u w:val="single"/>
               </w:rPr>
@@ -2971,7 +2633,7 @@
             <w:pPr>
               <w:spacing w:after="0" w:line="240" w:lineRule="auto"/>
               <w:rPr>
-                <w:rFonts w:ascii="Tahoma" w:hAnsi="Tahoma" w:cs="Tahoma"/>
+                <w:rFonts w:cstheme="minorHAnsi"/>
                 <w:b/>
                 <w:sz w:val="10"/>
                 <w:u w:val="single"/>
@@ -2982,7 +2644,7 @@
             <w:pPr>
               <w:spacing w:after="0" w:line="240" w:lineRule="auto"/>
               <w:rPr>
-                <w:rFonts w:ascii="Tahoma" w:hAnsi="Tahoma" w:cs="Tahoma"/>
+                <w:rFonts w:cstheme="minorHAnsi"/>
                 <w:b/>
                 <w:sz w:val="10"/>
                 <w:u w:val="single"/>
@@ -3005,7 +2667,7 @@
             <w:pPr>
               <w:spacing w:after="0" w:line="240" w:lineRule="auto"/>
               <w:rPr>
-                <w:rFonts w:ascii="Tahoma" w:hAnsi="Tahoma" w:cs="Tahoma"/>
+                <w:rFonts w:cstheme="minorHAnsi"/>
                 <w:b/>
                 <w:sz w:val="6"/>
                 <w:u w:val="single"/>
@@ -3026,7 +2688,7 @@
             <w:pPr>
               <w:spacing w:after="0" w:line="240" w:lineRule="auto"/>
               <w:rPr>
-                <w:rFonts w:ascii="Tahoma" w:hAnsi="Tahoma" w:cs="Tahoma"/>
+                <w:rFonts w:cstheme="minorHAnsi"/>
                 <w:b/>
                 <w:sz w:val="10"/>
                 <w:u w:val="single"/>
@@ -3052,7 +2714,7 @@
             <w:pPr>
               <w:spacing w:after="0" w:line="240" w:lineRule="auto"/>
               <w:rPr>
-                <w:rFonts w:ascii="Tahoma" w:hAnsi="Tahoma" w:cs="Tahoma"/>
+                <w:rFonts w:cstheme="minorHAnsi"/>
                 <w:b/>
                 <w:sz w:val="10"/>
                 <w:u w:val="single"/>
@@ -3075,7 +2737,7 @@
             <w:pPr>
               <w:spacing w:after="0" w:line="240" w:lineRule="auto"/>
               <w:rPr>
-                <w:rFonts w:ascii="Tahoma" w:hAnsi="Tahoma" w:cs="Tahoma"/>
+                <w:rFonts w:cstheme="minorHAnsi"/>
                 <w:b/>
                 <w:sz w:val="10"/>
                 <w:u w:val="single"/>
@@ -3096,7 +2758,7 @@
             <w:pPr>
               <w:spacing w:after="0" w:line="240" w:lineRule="auto"/>
               <w:rPr>
-                <w:rFonts w:ascii="Tahoma" w:hAnsi="Tahoma" w:cs="Tahoma"/>
+                <w:rFonts w:cstheme="minorHAnsi"/>
                 <w:b/>
                 <w:sz w:val="10"/>
                 <w:u w:val="single"/>
@@ -3119,7 +2781,7 @@
             <w:pPr>
               <w:spacing w:after="0" w:line="240" w:lineRule="auto"/>
               <w:rPr>
-                <w:rFonts w:ascii="Tahoma" w:hAnsi="Tahoma" w:cs="Tahoma"/>
+                <w:rFonts w:cstheme="minorHAnsi"/>
                 <w:b/>
                 <w:u w:val="single"/>
               </w:rPr>
@@ -3142,7 +2804,7 @@
               <w:spacing w:after="0" w:line="240" w:lineRule="auto"/>
               <w:jc w:val="center"/>
               <w:rPr>
-                <w:rFonts w:ascii="Tahoma" w:hAnsi="Tahoma" w:cs="Tahoma"/>
+                <w:rFonts w:cstheme="minorHAnsi"/>
                 <w:b/>
               </w:rPr>
             </w:pPr>
@@ -3163,7 +2825,7 @@
             <w:pPr>
               <w:spacing w:after="0" w:line="240" w:lineRule="auto"/>
               <w:rPr>
-                <w:rFonts w:ascii="Tahoma" w:hAnsi="Tahoma" w:cs="Tahoma"/>
+                <w:rFonts w:cstheme="minorHAnsi"/>
                 <w:b/>
                 <w:u w:val="single"/>
               </w:rPr>
@@ -3186,7 +2848,7 @@
               <w:spacing w:after="0" w:line="240" w:lineRule="auto"/>
               <w:jc w:val="center"/>
               <w:rPr>
-                <w:rFonts w:ascii="Tahoma" w:hAnsi="Tahoma" w:cs="Tahoma"/>
+                <w:rFonts w:cstheme="minorHAnsi"/>
                 <w:b/>
                 <w:u w:val="single"/>
               </w:rPr>
@@ -3206,7 +2868,7 @@
             <w:pPr>
               <w:spacing w:after="0" w:line="240" w:lineRule="auto"/>
               <w:rPr>
-                <w:rFonts w:ascii="Tahoma" w:hAnsi="Tahoma" w:cs="Tahoma"/>
+                <w:rFonts w:cstheme="minorHAnsi"/>
                 <w:b/>
                 <w:u w:val="single"/>
               </w:rPr>
@@ -3231,7 +2893,7 @@
             <w:pPr>
               <w:spacing w:after="0" w:line="240" w:lineRule="auto"/>
               <w:rPr>
-                <w:rFonts w:ascii="Tahoma" w:hAnsi="Tahoma" w:cs="Tahoma"/>
+                <w:rFonts w:cstheme="minorHAnsi"/>
                 <w:b/>
                 <w:sz w:val="10"/>
                 <w:u w:val="single"/>
@@ -3254,7 +2916,7 @@
             <w:pPr>
               <w:spacing w:after="0" w:line="240" w:lineRule="auto"/>
               <w:rPr>
-                <w:rFonts w:ascii="Tahoma" w:hAnsi="Tahoma" w:cs="Tahoma"/>
+                <w:rFonts w:cstheme="minorHAnsi"/>
                 <w:b/>
                 <w:sz w:val="2"/>
                 <w:u w:val="single"/>
@@ -3278,7 +2940,7 @@
             <w:pPr>
               <w:spacing w:after="0" w:line="240" w:lineRule="auto"/>
               <w:rPr>
-                <w:rFonts w:ascii="Tahoma" w:hAnsi="Tahoma" w:cs="Tahoma"/>
+                <w:rFonts w:cstheme="minorHAnsi"/>
                 <w:b/>
                 <w:sz w:val="10"/>
                 <w:u w:val="single"/>
@@ -3301,7 +2963,7 @@
             <w:pPr>
               <w:spacing w:after="0" w:line="240" w:lineRule="auto"/>
               <w:rPr>
-                <w:rFonts w:ascii="Tahoma" w:hAnsi="Tahoma" w:cs="Tahoma"/>
+                <w:rFonts w:cstheme="minorHAnsi"/>
                 <w:b/>
                 <w:sz w:val="10"/>
                 <w:u w:val="single"/>
@@ -3322,7 +2984,7 @@
             <w:pPr>
               <w:spacing w:after="0" w:line="240" w:lineRule="auto"/>
               <w:rPr>
-                <w:rFonts w:ascii="Tahoma" w:hAnsi="Tahoma" w:cs="Tahoma"/>
+                <w:rFonts w:cstheme="minorHAnsi"/>
                 <w:b/>
                 <w:sz w:val="10"/>
                 <w:u w:val="single"/>
@@ -3333,7 +2995,7 @@
       </w:tr>
       <w:tr>
         <w:trPr>
-          <w:trHeight w:val="121"/>
+          <w:trHeight w:val="122"/>
         </w:trPr>
         <w:tc>
           <w:tcPr>
@@ -3348,7 +3010,7 @@
             <w:pPr>
               <w:spacing w:after="0" w:line="240" w:lineRule="auto"/>
               <w:rPr>
-                <w:rFonts w:ascii="Tahoma" w:hAnsi="Tahoma" w:cs="Tahoma"/>
+                <w:rFonts w:cstheme="minorHAnsi"/>
                 <w:b/>
                 <w:sz w:val="10"/>
                 <w:u w:val="single"/>
@@ -3374,7 +3036,7 @@
               <w:spacing w:after="0" w:line="240" w:lineRule="auto"/>
               <w:jc w:val="center"/>
               <w:rPr>
-                <w:rFonts w:ascii="Tahoma" w:hAnsi="Tahoma" w:cs="Tahoma"/>
+                <w:rFonts w:cstheme="minorHAnsi"/>
                 <w:b/>
               </w:rPr>
             </w:pPr>
@@ -3396,7 +3058,7 @@
             <w:pPr>
               <w:spacing w:after="0" w:line="240" w:lineRule="auto"/>
               <w:rPr>
-                <w:rFonts w:ascii="Tahoma" w:hAnsi="Tahoma" w:cs="Tahoma"/>
+                <w:rFonts w:cstheme="minorHAnsi"/>
                 <w:b/>
                 <w:sz w:val="10"/>
                 <w:u w:val="single"/>
@@ -3422,7 +3084,7 @@
               <w:spacing w:after="0" w:line="240" w:lineRule="auto"/>
               <w:jc w:val="center"/>
               <w:rPr>
-                <w:rFonts w:ascii="Tahoma" w:hAnsi="Tahoma" w:cs="Tahoma"/>
+                <w:rFonts w:cstheme="minorHAnsi"/>
                 <w:b/>
               </w:rPr>
             </w:pPr>
@@ -3441,7 +3103,7 @@
             <w:pPr>
               <w:spacing w:after="0" w:line="240" w:lineRule="auto"/>
               <w:rPr>
-                <w:rFonts w:ascii="Tahoma" w:hAnsi="Tahoma" w:cs="Tahoma"/>
+                <w:rFonts w:cstheme="minorHAnsi"/>
                 <w:b/>
                 <w:sz w:val="10"/>
                 <w:u w:val="single"/>
@@ -3467,7 +3129,7 @@
             <w:pPr>
               <w:spacing w:after="0" w:line="240" w:lineRule="auto"/>
               <w:rPr>
-                <w:rFonts w:ascii="Tahoma" w:hAnsi="Tahoma" w:cs="Tahoma"/>
+                <w:rFonts w:cstheme="minorHAnsi"/>
                 <w:b/>
                 <w:u w:val="single"/>
               </w:rPr>
@@ -3495,7 +3157,7 @@
               <w:spacing w:after="0" w:line="240" w:lineRule="auto"/>
               <w:jc w:val="center"/>
               <w:rPr>
-                <w:rFonts w:ascii="Tahoma" w:hAnsi="Tahoma" w:cs="Tahoma"/>
+                <w:rFonts w:cstheme="minorHAnsi"/>
               </w:rPr>
             </w:pPr>
           </w:p>
@@ -3515,7 +3177,7 @@
             <w:pPr>
               <w:spacing w:after="0" w:line="240" w:lineRule="auto"/>
               <w:rPr>
-                <w:rFonts w:ascii="Tahoma" w:hAnsi="Tahoma" w:cs="Tahoma"/>
+                <w:rFonts w:cstheme="minorHAnsi"/>
                 <w:b/>
                 <w:u w:val="single"/>
               </w:rPr>
@@ -3538,7 +3200,7 @@
             <w:pPr>
               <w:spacing w:after="0" w:line="240" w:lineRule="auto"/>
               <w:rPr>
-                <w:rFonts w:ascii="Tahoma" w:hAnsi="Tahoma" w:cs="Tahoma"/>
+                <w:rFonts w:cstheme="minorHAnsi"/>
                 <w:b/>
                 <w:u w:val="single"/>
               </w:rPr>
@@ -3558,7 +3220,7 @@
             <w:pPr>
               <w:spacing w:after="0" w:line="240" w:lineRule="auto"/>
               <w:rPr>
-                <w:rFonts w:ascii="Tahoma" w:hAnsi="Tahoma" w:cs="Tahoma"/>
+                <w:rFonts w:cstheme="minorHAnsi"/>
                 <w:b/>
                 <w:u w:val="single"/>
               </w:rPr>
@@ -3583,7 +3245,7 @@
             <w:pPr>
               <w:spacing w:after="0" w:line="240" w:lineRule="auto"/>
               <w:rPr>
-                <w:rFonts w:ascii="Tahoma" w:hAnsi="Tahoma" w:cs="Tahoma"/>
+                <w:rFonts w:cstheme="minorHAnsi"/>
                 <w:b/>
                 <w:u w:val="single"/>
               </w:rPr>
@@ -3606,7 +3268,7 @@
             <w:pPr>
               <w:spacing w:after="0" w:line="240" w:lineRule="auto"/>
               <w:rPr>
-                <w:rFonts w:ascii="Tahoma" w:hAnsi="Tahoma" w:cs="Tahoma"/>
+                <w:rFonts w:cstheme="minorHAnsi"/>
                 <w:b/>
                 <w:u w:val="single"/>
               </w:rPr>
@@ -3628,7 +3290,7 @@
             <w:pPr>
               <w:spacing w:after="0" w:line="240" w:lineRule="auto"/>
               <w:rPr>
-                <w:rFonts w:ascii="Tahoma" w:hAnsi="Tahoma" w:cs="Tahoma"/>
+                <w:rFonts w:cstheme="minorHAnsi"/>
                 <w:b/>
                 <w:u w:val="single"/>
               </w:rPr>
@@ -3651,7 +3313,7 @@
             <w:pPr>
               <w:spacing w:after="0" w:line="240" w:lineRule="auto"/>
               <w:rPr>
-                <w:rFonts w:ascii="Tahoma" w:hAnsi="Tahoma" w:cs="Tahoma"/>
+                <w:rFonts w:cstheme="minorHAnsi"/>
                 <w:b/>
                 <w:u w:val="single"/>
               </w:rPr>
@@ -3671,7 +3333,7 @@
             <w:pPr>
               <w:spacing w:after="0" w:line="240" w:lineRule="auto"/>
               <w:rPr>
-                <w:rFonts w:ascii="Tahoma" w:hAnsi="Tahoma" w:cs="Tahoma"/>
+                <w:rFonts w:cstheme="minorHAnsi"/>
                 <w:b/>
                 <w:u w:val="single"/>
               </w:rPr>
@@ -3696,7 +3358,7 @@
             <w:pPr>
               <w:spacing w:after="0" w:line="240" w:lineRule="auto"/>
               <w:rPr>
-                <w:rFonts w:ascii="Tahoma" w:hAnsi="Tahoma" w:cs="Tahoma"/>
+                <w:rFonts w:cstheme="minorHAnsi"/>
                 <w:b/>
                 <w:u w:val="single"/>
               </w:rPr>
@@ -3719,7 +3381,7 @@
             <w:pPr>
               <w:spacing w:after="0" w:line="240" w:lineRule="auto"/>
               <w:rPr>
-                <w:rFonts w:ascii="Tahoma" w:hAnsi="Tahoma" w:cs="Tahoma"/>
+                <w:rFonts w:cstheme="minorHAnsi"/>
                 <w:b/>
                 <w:u w:val="single"/>
               </w:rPr>
@@ -3741,7 +3403,7 @@
             <w:pPr>
               <w:spacing w:after="0" w:line="240" w:lineRule="auto"/>
               <w:rPr>
-                <w:rFonts w:ascii="Tahoma" w:hAnsi="Tahoma" w:cs="Tahoma"/>
+                <w:rFonts w:cstheme="minorHAnsi"/>
                 <w:b/>
                 <w:u w:val="single"/>
               </w:rPr>
@@ -3764,7 +3426,7 @@
             <w:pPr>
               <w:spacing w:after="0" w:line="240" w:lineRule="auto"/>
               <w:rPr>
-                <w:rFonts w:ascii="Tahoma" w:hAnsi="Tahoma" w:cs="Tahoma"/>
+                <w:rFonts w:cstheme="minorHAnsi"/>
                 <w:b/>
                 <w:u w:val="single"/>
               </w:rPr>
@@ -3784,7 +3446,7 @@
             <w:pPr>
               <w:spacing w:after="0" w:line="240" w:lineRule="auto"/>
               <w:rPr>
-                <w:rFonts w:ascii="Tahoma" w:hAnsi="Tahoma" w:cs="Tahoma"/>
+                <w:rFonts w:cstheme="minorHAnsi"/>
                 <w:b/>
                 <w:u w:val="single"/>
               </w:rPr>
@@ -3810,7 +3472,7 @@
             <w:pPr>
               <w:spacing w:after="0" w:line="240" w:lineRule="auto"/>
               <w:rPr>
-                <w:rFonts w:ascii="Tahoma" w:hAnsi="Tahoma" w:cs="Tahoma"/>
+                <w:rFonts w:cstheme="minorHAnsi"/>
                 <w:b/>
                 <w:sz w:val="20"/>
                 <w:u w:val="single"/>
@@ -3833,7 +3495,7 @@
             <w:pPr>
               <w:spacing w:after="0" w:line="240" w:lineRule="auto"/>
               <w:rPr>
-                <w:rFonts w:ascii="Tahoma" w:hAnsi="Tahoma" w:cs="Tahoma"/>
+                <w:rFonts w:cstheme="minorHAnsi"/>
                 <w:b/>
                 <w:sz w:val="18"/>
                 <w:u w:val="single"/>
@@ -3856,7 +3518,7 @@
             <w:pPr>
               <w:spacing w:after="0" w:line="240" w:lineRule="auto"/>
               <w:rPr>
-                <w:rFonts w:ascii="Tahoma" w:hAnsi="Tahoma" w:cs="Tahoma"/>
+                <w:rFonts w:cstheme="minorHAnsi"/>
                 <w:b/>
                 <w:u w:val="single"/>
               </w:rPr>
@@ -3878,7 +3540,7 @@
             <w:pPr>
               <w:spacing w:after="0" w:line="240" w:lineRule="auto"/>
               <w:rPr>
-                <w:rFonts w:ascii="Tahoma" w:hAnsi="Tahoma" w:cs="Tahoma"/>
+                <w:rFonts w:cstheme="minorHAnsi"/>
                 <w:b/>
                 <w:u w:val="single"/>
               </w:rPr>
@@ -3898,7 +3560,7 @@
             <w:pPr>
               <w:spacing w:after="0" w:line="240" w:lineRule="auto"/>
               <w:rPr>
-                <w:rFonts w:ascii="Tahoma" w:hAnsi="Tahoma" w:cs="Tahoma"/>
+                <w:rFonts w:cstheme="minorHAnsi"/>
                 <w:b/>
                 <w:u w:val="single"/>
               </w:rPr>
@@ -3923,7 +3585,7 @@
             <w:pPr>
               <w:spacing w:after="0" w:line="240" w:lineRule="auto"/>
               <w:rPr>
-                <w:rFonts w:ascii="Tahoma" w:hAnsi="Tahoma" w:cs="Tahoma"/>
+                <w:rFonts w:cstheme="minorHAnsi"/>
                 <w:b/>
                 <w:u w:val="single"/>
               </w:rPr>
@@ -3945,7 +3607,7 @@
             <w:pPr>
               <w:spacing w:after="0" w:line="240" w:lineRule="auto"/>
               <w:rPr>
-                <w:rFonts w:ascii="Tahoma" w:hAnsi="Tahoma" w:cs="Tahoma"/>
+                <w:rFonts w:cstheme="minorHAnsi"/>
                 <w:b/>
               </w:rPr>
             </w:pPr>
@@ -3987,7 +3649,7 @@
             <w:pPr>
               <w:spacing w:after="0" w:line="240" w:lineRule="auto"/>
               <w:rPr>
-                <w:rFonts w:ascii="Tahoma" w:hAnsi="Tahoma" w:cs="Tahoma"/>
+                <w:rFonts w:cstheme="minorHAnsi"/>
                 <w:b/>
                 <w:u w:val="single"/>
               </w:rPr>
@@ -4009,7 +3671,7 @@
             <w:pPr>
               <w:spacing w:after="0" w:line="240" w:lineRule="auto"/>
               <w:rPr>
-                <w:rFonts w:ascii="Tahoma" w:hAnsi="Tahoma" w:cs="Tahoma"/>
+                <w:rFonts w:cstheme="minorHAnsi"/>
                 <w:b/>
                 <w:u w:val="single"/>
               </w:rPr>
@@ -4033,7 +3695,7 @@
               <w:spacing w:after="0" w:line="240" w:lineRule="auto"/>
               <w:jc w:val="center"/>
               <w:rPr>
-                <w:rFonts w:ascii="Tahoma" w:hAnsi="Tahoma" w:cs="Tahoma"/>
+                <w:rFonts w:cstheme="minorHAnsi"/>
                 <w:b/>
                 <w:u w:val="single"/>
               </w:rPr>
@@ -4057,7 +3719,7 @@
               <w:spacing w:after="0" w:line="240" w:lineRule="auto"/>
               <w:jc w:val="center"/>
               <w:rPr>
-                <w:rFonts w:ascii="Tahoma" w:hAnsi="Tahoma" w:cs="Tahoma"/>
+                <w:rFonts w:cstheme="minorHAnsi"/>
                 <w:b/>
                 <w:u w:val="single"/>
               </w:rPr>
@@ -4079,7 +3741,7 @@
             <w:pPr>
               <w:spacing w:after="0" w:line="240" w:lineRule="auto"/>
               <w:rPr>
-                <w:rFonts w:ascii="Tahoma" w:hAnsi="Tahoma" w:cs="Tahoma"/>
+                <w:rFonts w:cstheme="minorHAnsi"/>
                 <w:b/>
                 <w:u w:val="single"/>
               </w:rPr>
@@ -4099,7 +3761,7 @@
             <w:pPr>
               <w:spacing w:after="0" w:line="240" w:lineRule="auto"/>
               <w:rPr>
-                <w:rFonts w:ascii="Tahoma" w:hAnsi="Tahoma" w:cs="Tahoma"/>
+                <w:rFonts w:cstheme="minorHAnsi"/>
                 <w:b/>
                 <w:u w:val="single"/>
               </w:rPr>
@@ -4124,7 +3786,7 @@
             <w:pPr>
               <w:spacing w:after="0" w:line="240" w:lineRule="auto"/>
               <w:rPr>
-                <w:rFonts w:ascii="Tahoma" w:hAnsi="Tahoma" w:cs="Tahoma"/>
+                <w:rFonts w:cstheme="minorHAnsi"/>
                 <w:b/>
                 <w:sz w:val="16"/>
                 <w:u w:val="single"/>
@@ -4147,7 +3809,7 @@
             <w:pPr>
               <w:spacing w:after="0" w:line="240" w:lineRule="auto"/>
               <w:rPr>
-                <w:rFonts w:ascii="Tahoma" w:hAnsi="Tahoma" w:cs="Tahoma"/>
+                <w:rFonts w:cstheme="minorHAnsi"/>
                 <w:b/>
                 <w:sz w:val="2"/>
                 <w:u w:val="single"/>
@@ -4191,7 +3853,7 @@
             <w:pPr>
               <w:spacing w:after="0" w:line="240" w:lineRule="auto"/>
               <w:rPr>
-                <w:rFonts w:ascii="Tahoma" w:hAnsi="Tahoma" w:cs="Tahoma"/>
+                <w:rFonts w:cstheme="minorHAnsi"/>
                 <w:b/>
                 <w:u w:val="single"/>
               </w:rPr>
@@ -4213,7 +3875,7 @@
             <w:pPr>
               <w:spacing w:after="0" w:line="240" w:lineRule="auto"/>
               <w:rPr>
-                <w:rFonts w:ascii="Tahoma" w:hAnsi="Tahoma" w:cs="Tahoma"/>
+                <w:rFonts w:cstheme="minorHAnsi"/>
                 <w:b/>
                 <w:u w:val="single"/>
               </w:rPr>
@@ -4236,7 +3898,7 @@
               <w:spacing w:after="0" w:line="240" w:lineRule="auto"/>
               <w:jc w:val="center"/>
               <w:rPr>
-                <w:rFonts w:ascii="Tahoma" w:hAnsi="Tahoma" w:cs="Tahoma"/>
+                <w:rFonts w:cstheme="minorHAnsi"/>
                 <w:b/>
               </w:rPr>
             </w:pPr>
@@ -4259,7 +3921,7 @@
               <w:spacing w:after="0" w:line="240" w:lineRule="auto"/>
               <w:jc w:val="center"/>
               <w:rPr>
-                <w:rFonts w:ascii="Tahoma" w:hAnsi="Tahoma" w:cs="Tahoma"/>
+                <w:rFonts w:cstheme="minorHAnsi"/>
                 <w:b/>
                 <w:u w:val="single"/>
               </w:rPr>
@@ -4282,7 +3944,7 @@
               <w:spacing w:after="0" w:line="240" w:lineRule="auto"/>
               <w:jc w:val="center"/>
               <w:rPr>
-                <w:rFonts w:ascii="Tahoma" w:hAnsi="Tahoma" w:cs="Tahoma"/>
+                <w:rFonts w:cstheme="minorHAnsi"/>
                 <w:b/>
                 <w:u w:val="single"/>
               </w:rPr>
@@ -4306,7 +3968,7 @@
               <w:spacing w:after="0" w:line="240" w:lineRule="auto"/>
               <w:jc w:val="center"/>
               <w:rPr>
-                <w:rFonts w:ascii="Tahoma" w:hAnsi="Tahoma" w:cs="Tahoma"/>
+                <w:rFonts w:cstheme="minorHAnsi"/>
                 <w:b/>
                 <w:u w:val="single"/>
               </w:rPr>
@@ -4329,7 +3991,7 @@
               <w:spacing w:after="0" w:line="240" w:lineRule="auto"/>
               <w:jc w:val="center"/>
               <w:rPr>
-                <w:rFonts w:ascii="Tahoma" w:hAnsi="Tahoma" w:cs="Tahoma"/>
+                <w:rFonts w:cstheme="minorHAnsi"/>
                 <w:b/>
                 <w:u w:val="single"/>
               </w:rPr>
@@ -4351,7 +4013,7 @@
             <w:pPr>
               <w:spacing w:after="0" w:line="240" w:lineRule="auto"/>
               <w:rPr>
-                <w:rFonts w:ascii="Tahoma" w:hAnsi="Tahoma" w:cs="Tahoma"/>
+                <w:rFonts w:cstheme="minorHAnsi"/>
                 <w:b/>
                 <w:u w:val="single"/>
               </w:rPr>
@@ -4371,7 +4033,7 @@
             <w:pPr>
               <w:spacing w:after="0" w:line="240" w:lineRule="auto"/>
               <w:rPr>
-                <w:rFonts w:ascii="Tahoma" w:hAnsi="Tahoma" w:cs="Tahoma"/>
+                <w:rFonts w:cstheme="minorHAnsi"/>
                 <w:b/>
                 <w:u w:val="single"/>
               </w:rPr>
@@ -4396,7 +4058,7 @@
             <w:pPr>
               <w:spacing w:after="0" w:line="240" w:lineRule="auto"/>
               <w:rPr>
-                <w:rFonts w:ascii="Tahoma" w:hAnsi="Tahoma" w:cs="Tahoma"/>
+                <w:rFonts w:cstheme="minorHAnsi"/>
                 <w:b/>
                 <w:u w:val="single"/>
               </w:rPr>
@@ -4418,7 +4080,7 @@
             <w:pPr>
               <w:spacing w:after="0" w:line="240" w:lineRule="auto"/>
               <w:rPr>
-                <w:rFonts w:ascii="Tahoma" w:hAnsi="Tahoma" w:cs="Tahoma"/>
+                <w:rFonts w:cstheme="minorHAnsi"/>
                 <w:b/>
               </w:rPr>
             </w:pPr>
@@ -4460,7 +4122,7 @@
             <w:pPr>
               <w:spacing w:after="0" w:line="240" w:lineRule="auto"/>
               <w:rPr>
-                <w:rFonts w:ascii="Tahoma" w:hAnsi="Tahoma" w:cs="Tahoma"/>
+                <w:rFonts w:cstheme="minorHAnsi"/>
                 <w:b/>
                 <w:u w:val="single"/>
               </w:rPr>
@@ -4482,7 +4144,7 @@
             <w:pPr>
               <w:spacing w:after="0" w:line="240" w:lineRule="auto"/>
               <w:rPr>
-                <w:rFonts w:ascii="Tahoma" w:hAnsi="Tahoma" w:cs="Tahoma"/>
+                <w:rFonts w:cstheme="minorHAnsi"/>
                 <w:b/>
                 <w:u w:val="single"/>
               </w:rPr>
@@ -4505,7 +4167,7 @@
               <w:spacing w:after="0" w:line="240" w:lineRule="auto"/>
               <w:jc w:val="center"/>
               <w:rPr>
-                <w:rFonts w:ascii="Tahoma" w:hAnsi="Tahoma" w:cs="Tahoma"/>
+                <w:rFonts w:cstheme="minorHAnsi"/>
                 <w:sz w:val="20"/>
                 <w:szCs w:val="20"/>
               </w:rPr>
@@ -4529,7 +4191,7 @@
               <w:spacing w:after="0" w:line="240" w:lineRule="auto"/>
               <w:jc w:val="center"/>
               <w:rPr>
-                <w:rFonts w:ascii="Tahoma" w:hAnsi="Tahoma" w:cs="Tahoma"/>
+                <w:rFonts w:cstheme="minorHAnsi"/>
                 <w:sz w:val="20"/>
                 <w:szCs w:val="20"/>
               </w:rPr>
@@ -4552,7 +4214,7 @@
               <w:spacing w:after="0" w:line="240" w:lineRule="auto"/>
               <w:jc w:val="center"/>
               <w:rPr>
-                <w:rFonts w:ascii="Tahoma" w:hAnsi="Tahoma" w:cs="Tahoma"/>
+                <w:rFonts w:cstheme="minorHAnsi"/>
                 <w:sz w:val="20"/>
                 <w:szCs w:val="20"/>
               </w:rPr>
@@ -4576,7 +4238,7 @@
               <w:spacing w:after="0" w:line="240" w:lineRule="auto"/>
               <w:jc w:val="center"/>
               <w:rPr>
-                <w:rFonts w:ascii="Tahoma" w:hAnsi="Tahoma" w:cs="Tahoma"/>
+                <w:rFonts w:cstheme="minorHAnsi"/>
                 <w:sz w:val="20"/>
                 <w:szCs w:val="20"/>
               </w:rPr>
@@ -4599,7 +4261,7 @@
               <w:spacing w:after="0" w:line="240" w:lineRule="auto"/>
               <w:jc w:val="center"/>
               <w:rPr>
-                <w:rFonts w:ascii="Tahoma" w:hAnsi="Tahoma" w:cs="Tahoma"/>
+                <w:rFonts w:cstheme="minorHAnsi"/>
                 <w:sz w:val="18"/>
                 <w:szCs w:val="18"/>
               </w:rPr>
@@ -4621,7 +4283,7 @@
             <w:pPr>
               <w:spacing w:after="0" w:line="240" w:lineRule="auto"/>
               <w:rPr>
-                <w:rFonts w:ascii="Tahoma" w:hAnsi="Tahoma" w:cs="Tahoma"/>
+                <w:rFonts w:cstheme="minorHAnsi"/>
                 <w:b/>
                 <w:u w:val="single"/>
               </w:rPr>
@@ -4641,7 +4303,7 @@
             <w:pPr>
               <w:spacing w:after="0" w:line="240" w:lineRule="auto"/>
               <w:rPr>
-                <w:rFonts w:ascii="Tahoma" w:hAnsi="Tahoma" w:cs="Tahoma"/>
+                <w:rFonts w:cstheme="minorHAnsi"/>
                 <w:b/>
                 <w:u w:val="single"/>
               </w:rPr>
@@ -4666,7 +4328,7 @@
             <w:pPr>
               <w:spacing w:after="0" w:line="240" w:lineRule="auto"/>
               <w:rPr>
-                <w:rFonts w:ascii="Tahoma" w:hAnsi="Tahoma" w:cs="Tahoma"/>
+                <w:rFonts w:cstheme="minorHAnsi"/>
                 <w:b/>
                 <w:u w:val="single"/>
               </w:rPr>
@@ -4688,7 +4350,7 @@
             <w:pPr>
               <w:spacing w:after="0" w:line="240" w:lineRule="auto"/>
               <w:rPr>
-                <w:rFonts w:ascii="Tahoma" w:hAnsi="Tahoma" w:cs="Tahoma"/>
+                <w:rFonts w:cstheme="minorHAnsi"/>
                 <w:b/>
               </w:rPr>
             </w:pPr>
@@ -4730,7 +4392,7 @@
             <w:pPr>
               <w:spacing w:after="0" w:line="240" w:lineRule="auto"/>
               <w:rPr>
-                <w:rFonts w:ascii="Tahoma" w:hAnsi="Tahoma" w:cs="Tahoma"/>
+                <w:rFonts w:cstheme="minorHAnsi"/>
                 <w:b/>
                 <w:u w:val="single"/>
               </w:rPr>
@@ -4752,7 +4414,7 @@
             <w:pPr>
               <w:spacing w:after="0" w:line="240" w:lineRule="auto"/>
               <w:rPr>
-                <w:rFonts w:ascii="Tahoma" w:hAnsi="Tahoma" w:cs="Tahoma"/>
+                <w:rFonts w:cstheme="minorHAnsi"/>
                 <w:b/>
                 <w:u w:val="single"/>
               </w:rPr>
@@ -4775,7 +4437,7 @@
               <w:spacing w:after="0" w:line="240" w:lineRule="auto"/>
               <w:jc w:val="center"/>
               <w:rPr>
-                <w:rFonts w:ascii="Tahoma" w:hAnsi="Tahoma" w:cs="Tahoma"/>
+                <w:rFonts w:cstheme="minorHAnsi"/>
                 <w:sz w:val="20"/>
                 <w:szCs w:val="20"/>
               </w:rPr>
@@ -4799,7 +4461,7 @@
               <w:spacing w:after="0" w:line="240" w:lineRule="auto"/>
               <w:jc w:val="center"/>
               <w:rPr>
-                <w:rFonts w:ascii="Tahoma" w:hAnsi="Tahoma" w:cs="Tahoma"/>
+                <w:rFonts w:cstheme="minorHAnsi"/>
                 <w:sz w:val="20"/>
                 <w:szCs w:val="20"/>
               </w:rPr>
@@ -4822,7 +4484,7 @@
               <w:spacing w:after="0" w:line="240" w:lineRule="auto"/>
               <w:jc w:val="center"/>
               <w:rPr>
-                <w:rFonts w:ascii="Tahoma" w:hAnsi="Tahoma" w:cs="Tahoma"/>
+                <w:rFonts w:cstheme="minorHAnsi"/>
                 <w:sz w:val="20"/>
                 <w:szCs w:val="20"/>
               </w:rPr>
@@ -4846,7 +4508,7 @@
               <w:spacing w:after="0" w:line="240" w:lineRule="auto"/>
               <w:jc w:val="center"/>
               <w:rPr>
-                <w:rFonts w:ascii="Tahoma" w:hAnsi="Tahoma" w:cs="Tahoma"/>
+                <w:rFonts w:cstheme="minorHAnsi"/>
                 <w:sz w:val="20"/>
                 <w:szCs w:val="20"/>
               </w:rPr>
@@ -4869,7 +4531,7 @@
               <w:spacing w:after="0" w:line="240" w:lineRule="auto"/>
               <w:jc w:val="center"/>
               <w:rPr>
-                <w:rFonts w:ascii="Tahoma" w:hAnsi="Tahoma" w:cs="Tahoma"/>
+                <w:rFonts w:cstheme="minorHAnsi"/>
                 <w:sz w:val="18"/>
                 <w:szCs w:val="18"/>
               </w:rPr>
@@ -4891,7 +4553,7 @@
             <w:pPr>
               <w:spacing w:after="0" w:line="240" w:lineRule="auto"/>
               <w:rPr>
-                <w:rFonts w:ascii="Tahoma" w:hAnsi="Tahoma" w:cs="Tahoma"/>
+                <w:rFonts w:cstheme="minorHAnsi"/>
                 <w:b/>
                 <w:u w:val="single"/>
               </w:rPr>
@@ -4911,7 +4573,7 @@
             <w:pPr>
               <w:spacing w:after="0" w:line="240" w:lineRule="auto"/>
               <w:rPr>
-                <w:rFonts w:ascii="Tahoma" w:hAnsi="Tahoma" w:cs="Tahoma"/>
+                <w:rFonts w:cstheme="minorHAnsi"/>
                 <w:b/>
                 <w:u w:val="single"/>
               </w:rPr>
@@ -4936,7 +4598,7 @@
             <w:pPr>
               <w:spacing w:after="0" w:line="240" w:lineRule="auto"/>
               <w:rPr>
-                <w:rFonts w:ascii="Tahoma" w:hAnsi="Tahoma" w:cs="Tahoma"/>
+                <w:rFonts w:cstheme="minorHAnsi"/>
                 <w:b/>
                 <w:u w:val="single"/>
               </w:rPr>
@@ -4958,7 +4620,7 @@
             <w:pPr>
               <w:spacing w:after="0" w:line="240" w:lineRule="auto"/>
               <w:rPr>
-                <w:rFonts w:ascii="Tahoma" w:hAnsi="Tahoma" w:cs="Tahoma"/>
+                <w:rFonts w:cstheme="minorHAnsi"/>
                 <w:b/>
                 <w:u w:val="single"/>
               </w:rPr>
@@ -4980,7 +4642,7 @@
             <w:pPr>
               <w:spacing w:after="0" w:line="240" w:lineRule="auto"/>
               <w:rPr>
-                <w:rFonts w:ascii="Tahoma" w:hAnsi="Tahoma" w:cs="Tahoma"/>
+                <w:rFonts w:cstheme="minorHAnsi"/>
                 <w:b/>
                 <w:u w:val="single"/>
               </w:rPr>
@@ -5002,7 +4664,7 @@
             <w:pPr>
               <w:spacing w:after="0" w:line="240" w:lineRule="auto"/>
               <w:rPr>
-                <w:rFonts w:ascii="Tahoma" w:hAnsi="Tahoma" w:cs="Tahoma"/>
+                <w:rFonts w:cstheme="minorHAnsi"/>
                 <w:b/>
                 <w:u w:val="single"/>
               </w:rPr>
@@ -5024,7 +4686,7 @@
             <w:pPr>
               <w:spacing w:after="0" w:line="240" w:lineRule="auto"/>
               <w:rPr>
-                <w:rFonts w:ascii="Tahoma" w:hAnsi="Tahoma" w:cs="Tahoma"/>
+                <w:rFonts w:cstheme="minorHAnsi"/>
                 <w:b/>
                 <w:u w:val="single"/>
               </w:rPr>
@@ -5044,7 +4706,7 @@
             <w:pPr>
               <w:spacing w:after="0" w:line="240" w:lineRule="auto"/>
               <w:rPr>
-                <w:rFonts w:ascii="Tahoma" w:hAnsi="Tahoma" w:cs="Tahoma"/>
+                <w:rFonts w:cstheme="minorHAnsi"/>
                 <w:b/>
                 <w:u w:val="single"/>
               </w:rPr>
@@ -5069,7 +4731,7 @@
             <w:pPr>
               <w:spacing w:after="0" w:line="240" w:lineRule="auto"/>
               <w:rPr>
-                <w:rFonts w:ascii="Tahoma" w:hAnsi="Tahoma" w:cs="Tahoma"/>
+                <w:rFonts w:cstheme="minorHAnsi"/>
                 <w:b/>
                 <w:sz w:val="10"/>
                 <w:u w:val="single"/>
@@ -5092,7 +4754,7 @@
             <w:pPr>
               <w:spacing w:after="0" w:line="240" w:lineRule="auto"/>
               <w:rPr>
-                <w:rFonts w:ascii="Tahoma" w:hAnsi="Tahoma" w:cs="Tahoma"/>
+                <w:rFonts w:cstheme="minorHAnsi"/>
                 <w:b/>
                 <w:sz w:val="10"/>
                 <w:u w:val="single"/>
@@ -5115,7 +4777,7 @@
             <w:pPr>
               <w:spacing w:after="0" w:line="240" w:lineRule="auto"/>
               <w:rPr>
-                <w:rFonts w:ascii="Tahoma" w:hAnsi="Tahoma" w:cs="Tahoma"/>
+                <w:rFonts w:cstheme="minorHAnsi"/>
                 <w:b/>
                 <w:sz w:val="10"/>
                 <w:u w:val="single"/>
@@ -5138,7 +4800,7 @@
             <w:pPr>
               <w:spacing w:after="0" w:line="240" w:lineRule="auto"/>
               <w:rPr>
-                <w:rFonts w:ascii="Tahoma" w:hAnsi="Tahoma" w:cs="Tahoma"/>
+                <w:rFonts w:cstheme="minorHAnsi"/>
                 <w:b/>
                 <w:sz w:val="10"/>
                 <w:u w:val="single"/>
@@ -5159,7 +4821,7 @@
             <w:pPr>
               <w:spacing w:after="0" w:line="240" w:lineRule="auto"/>
               <w:rPr>
-                <w:rFonts w:ascii="Tahoma" w:hAnsi="Tahoma" w:cs="Tahoma"/>
+                <w:rFonts w:cstheme="minorHAnsi"/>
                 <w:b/>
                 <w:sz w:val="10"/>
                 <w:u w:val="single"/>
@@ -5185,12 +4847,15 @@
           <w:p>
             <w:pPr>
               <w:ind w:left="139"/>
-            </w:pPr>
-            <w:r>
-              <w:t>Analysis &amp; Recommendations</w:t>
-            </w:r>
-            <w:r>
-              <w:t>:</w:t>
+              <w:rPr>
+                <w:rFonts w:cstheme="minorHAnsi"/>
+              </w:rPr>
+            </w:pPr>
+            <w:r>
+              <w:rPr>
+                <w:rFonts w:cstheme="minorHAnsi"/>
+              </w:rPr>
+              <w:t>Analysis &amp; Recommendations:</w:t>
             </w:r>
           </w:p>
         </w:tc>
@@ -5217,49 +4882,32 @@
               <w:ind w:left="146" w:right="141"/>
               <w:jc w:val="both"/>
               <w:rPr>
-                <w:rFonts w:ascii="Calibri,Bold" w:hAnsi="Calibri,Bold" w:cs="Calibri,Bold"/>
+                <w:rFonts w:cstheme="minorHAnsi"/>
                 <w:lang w:eastAsia="en-MY"/>
               </w:rPr>
             </w:pPr>
             <w:r>
               <w:rPr>
+                <w:rFonts w:cstheme="minorHAnsi"/>
                 <w:b/>
                 <w:i/>
               </w:rPr>
+              <w:lastRenderedPageBreak/>
               <w:t xml:space="preserve">Analysis: </w:t>
             </w:r>
             <w:r>
+              <w:rPr>
+                <w:rFonts w:cstheme="minorHAnsi"/>
+              </w:rPr>
               <w:t xml:space="preserve">Thermal image above indicates hot spot detected at </w:t>
             </w:r>
             <w:r>
               <w:rPr>
+                <w:rFonts w:cstheme="minorHAnsi"/>
                 <w:b/>
                 <w:bCs/>
               </w:rPr>
-              <w:t xml:space="preserve">{{ </w:t>
-            </w:r>
-            <w:proofErr w:type="spellStart"/>
-            <w:r>
-              <w:rPr>
-                <w:b/>
-                <w:bCs/>
-              </w:rPr>
-              <w:t>panel.area</w:t>
-            </w:r>
-            <w:proofErr w:type="spellEnd"/>
-            <w:r>
-              <w:rPr>
-                <w:b/>
-                <w:bCs/>
-              </w:rPr>
-              <w:t xml:space="preserve"> }}.</w:t>
-            </w:r>
-            <w:r>
-              <w:rPr>
-                <w:b/>
-                <w:bCs/>
-              </w:rPr>
-              <w:t xml:space="preserve"> </w:t>
+              <w:t xml:space="preserve">{{ panel.area }}. </w:t>
             </w:r>
           </w:p>
         </w:tc>
@@ -5282,10 +4930,13 @@
             <w:pPr>
               <w:ind w:left="146" w:right="141"/>
               <w:jc w:val="both"/>
-            </w:pPr>
-            <w:r>
-              <w:rPr>
-                <w:rFonts w:cs="Tahoma"/>
+              <w:rPr>
+                <w:rFonts w:cstheme="minorHAnsi"/>
+              </w:rPr>
+            </w:pPr>
+            <w:r>
+              <w:rPr>
+                <w:rFonts w:cstheme="minorHAnsi"/>
                 <w:b/>
                 <w:i/>
                 <w:noProof/>
@@ -5295,7 +4946,7 @@
             </w:r>
             <w:r>
               <w:rPr>
-                <w:rFonts w:cs="Tahoma"/>
+                <w:rFonts w:cstheme="minorHAnsi"/>
                 <w:noProof/>
                 <w:lang w:val="en-US"/>
               </w:rPr>
@@ -5310,6 +4961,9 @@
     <w:p>
       <w:pPr>
         <w:pStyle w:val="NoSpacing"/>
+        <w:rPr>
+          <w:rFonts w:cstheme="minorHAnsi"/>
+        </w:rPr>
       </w:pPr>
     </w:p>
     <w:sectPr>
